--- a/docs/report/build_assets/Final_Report_Nathaniel_Sebastian_201715051.docx
+++ b/docs/report/build_assets/Final_Report_Nathaniel_Sebastian_201715051.docx
@@ -19472,7 +19472,7 @@
                 <w:color w:val="000000"/>
                 <w:sz w:val="18"/>
               </w:rPr>
-              <w:t xml:space="preserve">Met by B3-Extractive (92.5%); substantially closed by B5 (90.0%) under all safety floors</w:t>
+              <w:t xml:space="preserve">Met by B5 (90.0%) and B3-Extractive (92.5%); not met by B3-Generative or B4</w:t>
             </w:r>
           </w:p>
         </w:tc>
@@ -19570,7 +19570,7 @@
                 <w:color w:val="000000"/>
                 <w:sz w:val="18"/>
               </w:rPr>
-              <w:t xml:space="preserve">Close to target; CI overlaps 80%</w:t>
+              <w:t xml:space="preserve">Near miss; CI overlaps 80%</w:t>
             </w:r>
           </w:p>
         </w:tc>
@@ -19644,31 +19644,31 @@
                 <w:color w:val="000000"/>
                 <w:sz w:val="18"/>
               </w:rPr>
-              <w:t xml:space="preserve">100% (Gen/B4, all-split, n=13 unanswerable); 76.9% (Ext, hybrid, all-split)</w:t>
-            </w:r>
-          </w:p>
-        </w:tc>
-        <w:tc>
-          <w:tcPr>
-            <w:tcMar>
-              <w:top w:w="60" w:type="dxa"/>
-              <w:bottom w:w="60" w:type="dxa"/>
-              <w:left w:w="100" w:type="dxa"/>
-              <w:right w:w="100" w:type="dxa"/>
-            </w:tcMar>
-          </w:tcPr>
-          <w:p>
-            <w:pPr>
-              <w:spacing w:line="276" w:lineRule="auto" w:before="0" w:after="0"/>
-              <w:jc w:val="left"/>
-            </w:pPr>
-            <w:r>
-              <w:rPr>
-                <w:rFonts w:ascii="Times New Roman" w:hAnsi="Times New Roman"/>
-                <w:color w:val="000000"/>
-                <w:sz w:val="18"/>
-              </w:rPr>
-              <w:t xml:space="preserve">Met in Gen and B4; Ext just below</w:t>
+              <w:t xml:space="preserve">100% (Gen/B4); 84.6% (B5, CI95 [61.5%, 100%]); 76.9% (Ext)</w:t>
+            </w:r>
+          </w:p>
+        </w:tc>
+        <w:tc>
+          <w:tcPr>
+            <w:tcMar>
+              <w:top w:w="60" w:type="dxa"/>
+              <w:bottom w:w="60" w:type="dxa"/>
+              <w:left w:w="100" w:type="dxa"/>
+              <w:right w:w="100" w:type="dxa"/>
+            </w:tcMar>
+          </w:tcPr>
+          <w:p>
+            <w:pPr>
+              <w:spacing w:line="276" w:lineRule="auto" w:before="0" w:after="0"/>
+              <w:jc w:val="left"/>
+            </w:pPr>
+            <w:r>
+              <w:rPr>
+                <w:rFonts w:ascii="Times New Roman" w:hAnsi="Times New Roman"/>
+                <w:color w:val="000000"/>
+                <w:sz w:val="18"/>
+              </w:rPr>
+              <w:t xml:space="preserve">Met by Gen, B4 and B5 (B5 wide CI, n=13); Ext just below</w:t>
             </w:r>
           </w:p>
         </w:tc>
@@ -19875,7 +19875,7 @@
         <w:jc w:val="both"/>
       </w:pPr>
       <w:r>
-        <w:t xml:space="preserve">Headline grounding, Critic Mode F1, abstention (for B3-Generative, B4, and B5), and the harness all meet their targets on the corrected v2 set. Objective 2 is met by B3-Extractive on hybrid (92.5%) and substantially closed by B5 Evidence-Gated Hybrid (90.0%) while preserving all safety floors; B4 raises generative-first answer rate from 25% to 50% but does not reach the 85% generative target. Objective 3 reaches 78%, two points below target, with a 95% CI overlapping 80%.</w:t>
+        <w:t xml:space="preserve">Headline grounding, Critic Mode F1, abstention (B3-Generative, B4 and B5), and the harness all meet their targets on the corrected v2 set. Objective 2 is met by B5 Evidence-Gated Hybrid (90.0%) and B3-Extractive on hybrid (92.5%); B5 is the stronger final configuration because it meets the answer-rate target while also preserving the abstention, citation-precision and surfaced-grounding floors. B3-Generative (25%) and B4 (50%) do not reach 85%. Objective 3 reaches 78%, two points below target with a CI overlapping 80%. B5 meets abstention at 84.6% but the CI is wide (n=13).</w:t>
       </w:r>
     </w:p>
     <w:p>
@@ -20089,7 +20089,7 @@
         <w:jc w:val="both"/>
       </w:pPr>
       <w:r>
-        <w:t xml:space="preserve">The limitations above suggest a prioritised future-work programme. The nearest technical step is NLI-based verification, using FEVER-style or SciFact-style entailment models as a backstop for borderline claims (Thorne et al., 2018; Wadden et al., 2020), which directly addresses the heuristic-verification ceiling in L3. The second priority is backend-specific threshold tuning and domain-adapted embeddings, drawing on legal NLP corpora to reduce vocabulary-mismatch failures (Chalkidis et al., 2020). A stronger evaluation would expand the golden set to 200+ annotated queries, compare at least two LLM families, and validate on a real organisational policy corpus with an industry partner. Looking back, designing the evaluation was harder than implementing the reliability features: a safety-first RAG system cannot be judged by answer rate alone, and refusing often had to be reported honestly as both a strength and a limitation.</w:t>
+        <w:t xml:space="preserve">The limitations above suggest a prioritised future-work programme. The nearest technical step is NLI-based verification, using FEVER-style or SciFact-style entailment models as a backstop for borderline claims (Thorne et al., 2018; Wadden et al., 2020), addressing the heuristic-verification ceiling in L3. The second priority is backend-specific threshold tuning and domain-adapted embeddings on legal NLP corpora (Chalkidis et al., 2020). A stronger evaluation would expand the golden set to 200+ queries, compare two LLM families, and validate on a real organisational corpus with an industry partner. Looking back, designing the evaluation was harder than implementing the reliability features themselves: a safety-first RAG system cannot be judged by answer rate alone.</w:t>
       </w:r>
     </w:p>
     <w:bookmarkEnd w:id="86"/>

--- a/docs/report/build_assets/Final_Report_Nathaniel_Sebastian_201715051.docx
+++ b/docs/report/build_assets/Final_Report_Nathaniel_Sebastian_201715051.docx
@@ -2433,7 +2433,7 @@
           <w:u w:val="none"/>
         </w:rPr>
         <w:tab/>
-        <w:t xml:space="preserve">28</w:t>
+        <w:t xml:space="preserve">29</w:t>
       </w:r>
     </w:p>
     <w:p>
@@ -2531,7 +2531,7 @@
           <w:u w:val="none"/>
         </w:rPr>
         <w:tab/>
-        <w:t xml:space="preserve">31</w:t>
+        <w:t xml:space="preserve">32</w:t>
       </w:r>
     </w:p>
     <w:p>
@@ -2564,7 +2564,7 @@
           <w:b/>
         </w:rPr>
         <w:tab/>
-        <w:t xml:space="preserve">35</w:t>
+        <w:t xml:space="preserve">36</w:t>
       </w:r>
     </w:p>
     <w:p>
@@ -2595,7 +2595,7 @@
           <w:u w:val="none"/>
         </w:rPr>
         <w:tab/>
-        <w:t xml:space="preserve">35</w:t>
+        <w:t xml:space="preserve">36</w:t>
       </w:r>
     </w:p>
     <w:p>
@@ -2626,7 +2626,7 @@
           <w:u w:val="none"/>
         </w:rPr>
         <w:tab/>
-        <w:t xml:space="preserve">36</w:t>
+        <w:t xml:space="preserve">37</w:t>
       </w:r>
     </w:p>
     <w:p>
@@ -2657,7 +2657,7 @@
           <w:u w:val="none"/>
         </w:rPr>
         <w:tab/>
-        <w:t xml:space="preserve">36</w:t>
+        <w:t xml:space="preserve">37</w:t>
       </w:r>
     </w:p>
     <w:p>
@@ -2690,7 +2690,7 @@
           <w:b/>
         </w:rPr>
         <w:tab/>
-        <w:t xml:space="preserve">40</w:t>
+        <w:t xml:space="preserve">41</w:t>
       </w:r>
     </w:p>
     <w:p>
@@ -2721,7 +2721,7 @@
           <w:u w:val="none"/>
         </w:rPr>
         <w:tab/>
-        <w:t xml:space="preserve">40</w:t>
+        <w:t xml:space="preserve">41</w:t>
       </w:r>
     </w:p>
     <w:p>
@@ -2752,7 +2752,7 @@
           <w:u w:val="none"/>
         </w:rPr>
         <w:tab/>
-        <w:t xml:space="preserve">40</w:t>
+        <w:t xml:space="preserve">41</w:t>
       </w:r>
     </w:p>
     <w:p>
@@ -2783,7 +2783,7 @@
           <w:u w:val="none"/>
         </w:rPr>
         <w:tab/>
-        <w:t xml:space="preserve">40</w:t>
+        <w:t xml:space="preserve">41</w:t>
       </w:r>
     </w:p>
     <w:p>
@@ -2814,7 +2814,7 @@
           <w:u w:val="none"/>
         </w:rPr>
         <w:tab/>
-        <w:t xml:space="preserve">41</w:t>
+        <w:t xml:space="preserve">42</w:t>
       </w:r>
     </w:p>
     <w:p>
@@ -2845,7 +2845,7 @@
           <w:u w:val="none"/>
         </w:rPr>
         <w:tab/>
-        <w:t xml:space="preserve">41</w:t>
+        <w:t xml:space="preserve">42</w:t>
       </w:r>
     </w:p>
     <w:p>
@@ -2876,7 +2876,7 @@
           <w:u w:val="none"/>
         </w:rPr>
         <w:tab/>
-        <w:t xml:space="preserve">43</w:t>
+        <w:t xml:space="preserve">44</w:t>
       </w:r>
     </w:p>
     <w:p>
@@ -2907,7 +2907,7 @@
           <w:u w:val="none"/>
         </w:rPr>
         <w:tab/>
-        <w:t xml:space="preserve">45</w:t>
+        <w:t xml:space="preserve">46</w:t>
       </w:r>
     </w:p>
     <w:p>
@@ -2938,7 +2938,7 @@
           <w:u w:val="none"/>
         </w:rPr>
         <w:tab/>
-        <w:t xml:space="preserve">51</w:t>
+        <w:t xml:space="preserve">52</w:t>
       </w:r>
     </w:p>
     <w:p>
@@ -2969,7 +2969,7 @@
           <w:u w:val="none"/>
         </w:rPr>
         <w:tab/>
-        <w:t xml:space="preserve">52</w:t>
+        <w:t xml:space="preserve">53</w:t>
       </w:r>
     </w:p>
     <w:p>
@@ -3000,7 +3000,7 @@
           <w:u w:val="none"/>
         </w:rPr>
         <w:tab/>
-        <w:t xml:space="preserve">53</w:t>
+        <w:t xml:space="preserve">54</w:t>
       </w:r>
     </w:p>
     <w:p>
@@ -3031,7 +3031,7 @@
           <w:u w:val="none"/>
         </w:rPr>
         <w:tab/>
-        <w:t xml:space="preserve">56</w:t>
+        <w:t xml:space="preserve">57</w:t>
       </w:r>
     </w:p>
     <w:p>
@@ -3062,7 +3062,7 @@
           <w:u w:val="none"/>
         </w:rPr>
         <w:tab/>
-        <w:t xml:space="preserve">57</w:t>
+        <w:t xml:space="preserve">58</w:t>
       </w:r>
     </w:p>
     <w:p>
@@ -3093,7 +3093,7 @@
           <w:u w:val="none"/>
         </w:rPr>
         <w:tab/>
-        <w:t xml:space="preserve">59</w:t>
+        <w:t xml:space="preserve">60</w:t>
       </w:r>
     </w:p>
     <w:bookmarkEnd w:id="37"/>
@@ -3352,7 +3352,7 @@
           <w:u w:val="none"/>
         </w:rPr>
         <w:tab/>
-        <w:t xml:space="preserve">46</w:t>
+        <w:t xml:space="preserve">47</w:t>
       </w:r>
     </w:p>
     <w:p>
@@ -3383,7 +3383,7 @@
           <w:u w:val="none"/>
         </w:rPr>
         <w:tab/>
-        <w:t xml:space="preserve">46</w:t>
+        <w:t xml:space="preserve">47</w:t>
       </w:r>
     </w:p>
     <w:p>
@@ -3414,7 +3414,7 @@
           <w:u w:val="none"/>
         </w:rPr>
         <w:tab/>
-        <w:t xml:space="preserve">47</w:t>
+        <w:t xml:space="preserve">48</w:t>
       </w:r>
     </w:p>
     <w:p>
@@ -3445,7 +3445,7 @@
           <w:u w:val="none"/>
         </w:rPr>
         <w:tab/>
-        <w:t xml:space="preserve">47</w:t>
+        <w:t xml:space="preserve">49</w:t>
       </w:r>
     </w:p>
     <w:p>
@@ -3476,7 +3476,7 @@
           <w:u w:val="none"/>
         </w:rPr>
         <w:tab/>
-        <w:t xml:space="preserve">49</w:t>
+        <w:t xml:space="preserve">50</w:t>
       </w:r>
     </w:p>
     <w:bookmarkEnd w:id="38"/>
@@ -3983,7 +3983,7 @@
           <w:u w:val="none"/>
         </w:rPr>
         <w:tab/>
-        <w:t xml:space="preserve">51</w:t>
+        <w:t xml:space="preserve">52</w:t>
       </w:r>
     </w:p>
     <w:p>
@@ -4014,7 +4014,7 @@
           <w:u w:val="none"/>
         </w:rPr>
         <w:tab/>
-        <w:t xml:space="preserve">52</w:t>
+        <w:t xml:space="preserve">53</w:t>
       </w:r>
     </w:p>
     <w:p>
@@ -4045,7 +4045,7 @@
           <w:u w:val="none"/>
         </w:rPr>
         <w:tab/>
-        <w:t xml:space="preserve">54</w:t>
+        <w:t xml:space="preserve">55</w:t>
       </w:r>
     </w:p>
     <w:p>
@@ -4076,7 +4076,7 @@
           <w:u w:val="none"/>
         </w:rPr>
         <w:tab/>
-        <w:t xml:space="preserve">55</w:t>
+        <w:t xml:space="preserve">56</w:t>
       </w:r>
     </w:p>
     <w:p>
@@ -4107,7 +4107,7 @@
           <w:u w:val="none"/>
         </w:rPr>
         <w:tab/>
-        <w:t xml:space="preserve">56</w:t>
+        <w:t xml:space="preserve">58</w:t>
       </w:r>
     </w:p>
     <w:p>
@@ -4138,7 +4138,7 @@
           <w:u w:val="none"/>
         </w:rPr>
         <w:tab/>
-        <w:t xml:space="preserve">58</w:t>
+        <w:t xml:space="preserve">59</w:t>
       </w:r>
     </w:p>
     <w:p>
@@ -4176,7 +4176,7 @@
           <w:u w:val="none"/>
         </w:rPr>
         <w:tab/>
-        <w:t xml:space="preserve">59</w:t>
+        <w:t xml:space="preserve">60</w:t>
       </w:r>
     </w:p>
     <w:bookmarkEnd w:id="39"/>
@@ -10380,7 +10380,7 @@
         <w:jc w:val="both"/>
       </w:pPr>
       <w:r>
-        <w:t xml:space="preserve">The evaluator test suite collects 292 tests under the documented</w:t>
+        <w:t xml:space="preserve">The evaluator test suite collects 346 tests under the documented</w:t>
       </w:r>
       <w:r>
         <w:t xml:space="preserve"> </w:t>
@@ -10395,7 +10395,7 @@
         <w:t xml:space="preserve"> </w:t>
       </w:r>
       <w:r>
-        <w:t xml:space="preserve">command: 290 pass and 2 are conditionally skipped. The 49 test files are organised in three tiers: unit (functions in isolation), integration (pipeline stage interactions), and system (end-to-end and reproducibility). The suite executes in under 10 s on consumer hardware. Coverage spans the pipeline’s reliability surfaces: ingestion ID stability, retrieval correctness, verifier behaviour on paraphrase and numeric edge cases, schema repair-and-retry, abstention thresholding, contradiction surfacing, and end-to-end integration of both the generative and extractive paths. The complete per-file matrix appears in Appendix B.9.</w:t>
+        <w:t xml:space="preserve">command: 344 pass and 2 are conditionally skipped. The 60 test files are organised in three tiers: unit (functions in isolation), integration (pipeline stage interactions), and system (end-to-end and reproducibility). The suite executes in under 60 s on consumer hardware. Coverage spans the pipeline’s reliability surfaces: ingestion ID stability, retrieval correctness, verifier behaviour on paraphrase and numeric edge cases, schema repair-and-retry, abstention thresholding, contradiction surfacing, end-to-end integration of generative and extractive paths, and the B5 evidence-gated answerability gate. The complete per-file matrix appears in Appendix B.9.</w:t>
       </w:r>
     </w:p>
     <w:bookmarkEnd w:id="68"/>
@@ -13668,13 +13668,25 @@
         <w:t xml:space="preserve"> </w:t>
       </w:r>
       <w:r>
-        <w:t xml:space="preserve">regex missed — e.g. 8 vs 12 character password length, 60 vs 90 day rotation. On the hybrid backend the upgraded detector reports recall = 0.50 (up from 0.40 with the legacy detector, and 0.20 on the BM25-replay run); precision is 0.185 (marginally below 0.19), F1 rises to 0.270 (</w:t>
+        <w:t xml:space="preserve">regex missed — e.g. 8 vs 12 character password length, 60 vs 90 day rotation. On the hybrid backend the upgraded detector reports recall = 0.80 (up from 0.40 with the legacy detector, and 0.20 on the BM25-replay run); precision is 0.222, F1 rises to 0.348 (</w:t>
       </w:r>
       <w:r>
         <w:rPr>
           <w:rStyle w:val="VerbatimChar"/>
         </w:rPr>
         <w:t xml:space="preserve">results/tables/contradiction_evaluation_v2.csv</w:t>
+      </w:r>
+      <w:r>
+        <w:t xml:space="preserve">, row</w:t>
+      </w:r>
+      <w:r>
+        <w:t xml:space="preserve"> </w:t>
+      </w:r>
+      <w:r>
+        <w:rPr>
+          <w:rStyle w:val="VerbatimChar"/>
+        </w:rPr>
+        <w:t xml:space="preserve">b3_extractive_hybrid_v2_contra_upgraded</w:t>
       </w:r>
       <w:r>
         <w:t xml:space="preserve">). The retrieval bottleneck remains: the detector fires only on opposing or matching subject+unit facts within the top-five reranked context. NLI-based entailment is treated as future work in §5.3.</w:t>
@@ -18642,7 +18654,19 @@
         <w:jc w:val="both"/>
       </w:pPr>
       <w:r>
-        <w:t xml:space="preserve">Because the golden set is small, bootstrapped 95% confidence intervals were computed for the headline B3-Generative metrics.</w:t>
+        <w:t xml:space="preserve">Because the corrected v2 golden set is small (n = 63: 40 answerable, 13 unanswerable, 10 contradiction), bootstrapped 95% confidence intervals were computed for the headline B5 Evidence-Gated Hybrid metrics; full per-baseline CIs (B1-B5) are in</w:t>
+      </w:r>
+      <w:r>
+        <w:t xml:space="preserve"> </w:t>
+      </w:r>
+      <w:r>
+        <w:rPr>
+          <w:rStyle w:val="VerbatimChar"/>
+        </w:rPr>
+        <w:t xml:space="preserve">results/tables/statistical_confidence_v2.csv</w:t>
+      </w:r>
+      <w:r>
+        <w:t xml:space="preserve">.</w:t>
       </w:r>
     </w:p>
     <w:p>
@@ -18660,7 +18684,7 @@
           <w:bCs/>
           <w:sz w:val="21"/>
         </w:rPr>
-        <w:t xml:space="preserve">Table 4.11: 95% bootstrap CIs for B3-Generative headline metrics. Each metric is bootstrapped over its own per-query denominator (Answer Rate over the 36 answerable queries; Abstention Accuracy over the 17 unanswerable queries; Evidence Recall@5 over the 46 queries with non-empty</w:t>
+        <w:t xml:space="preserve">Table 4.11: 95% bootstrap CIs for headline B5 metrics on the corrected v2 golden set. Each metric is bootstrapped over its own per-query denominator (Answer Rate over 40 answerable; Abstention Accuracy over 13 unanswerable; Evidence Recall@5 over 50 queries with non-empty</w:t>
       </w:r>
       <w:r>
         <w:rPr>
@@ -18685,7 +18709,7 @@
           <w:bCs/>
           <w:sz w:val="21"/>
         </w:rPr>
-        <w:t xml:space="preserve">), seed = 42, n_resamples = 2,000. The values are produced by the committed bootstrap script and stored with the submitted results tables.</w:t>
+        <w:t xml:space="preserve">; Citation Precision over the 36 cited surfaced responses), seed = 42, n_resamples = 2,000.</w:t>
       </w:r>
     </w:p>
     <w:tbl>
@@ -18864,55 +18888,55 @@
                 <w:color w:val="000000"/>
                 <w:sz w:val="18"/>
               </w:rPr>
-              <w:t xml:space="preserve">36 answerable</w:t>
-            </w:r>
-          </w:p>
-        </w:tc>
-        <w:tc>
-          <w:tcPr>
-            <w:tcMar>
-              <w:top w:w="60" w:type="dxa"/>
-              <w:bottom w:w="60" w:type="dxa"/>
-              <w:left w:w="100" w:type="dxa"/>
-              <w:right w:w="100" w:type="dxa"/>
-            </w:tcMar>
-          </w:tcPr>
-          <w:p>
-            <w:pPr>
-              <w:spacing w:line="276" w:lineRule="auto" w:before="0" w:after="0"/>
-              <w:jc w:val="left"/>
-            </w:pPr>
-            <w:r>
-              <w:rPr>
-                <w:rFonts w:ascii="Times New Roman" w:hAnsi="Times New Roman"/>
-                <w:color w:val="000000"/>
-                <w:sz w:val="18"/>
-              </w:rPr>
-              <w:t xml:space="preserve">25.0%</w:t>
-            </w:r>
-          </w:p>
-        </w:tc>
-        <w:tc>
-          <w:tcPr>
-            <w:tcMar>
-              <w:top w:w="60" w:type="dxa"/>
-              <w:bottom w:w="60" w:type="dxa"/>
-              <w:left w:w="100" w:type="dxa"/>
-              <w:right w:w="100" w:type="dxa"/>
-            </w:tcMar>
-          </w:tcPr>
-          <w:p>
-            <w:pPr>
-              <w:spacing w:line="276" w:lineRule="auto" w:before="0" w:after="0"/>
-              <w:jc w:val="left"/>
-            </w:pPr>
-            <w:r>
-              <w:rPr>
-                <w:rFonts w:ascii="Times New Roman" w:hAnsi="Times New Roman"/>
-                <w:color w:val="000000"/>
-                <w:sz w:val="18"/>
-              </w:rPr>
-              <w:t xml:space="preserve">[11.1%, 38.9%]</w:t>
+              <w:t xml:space="preserve">40 answerable</w:t>
+            </w:r>
+          </w:p>
+        </w:tc>
+        <w:tc>
+          <w:tcPr>
+            <w:tcMar>
+              <w:top w:w="60" w:type="dxa"/>
+              <w:bottom w:w="60" w:type="dxa"/>
+              <w:left w:w="100" w:type="dxa"/>
+              <w:right w:w="100" w:type="dxa"/>
+            </w:tcMar>
+          </w:tcPr>
+          <w:p>
+            <w:pPr>
+              <w:spacing w:line="276" w:lineRule="auto" w:before="0" w:after="0"/>
+              <w:jc w:val="left"/>
+            </w:pPr>
+            <w:r>
+              <w:rPr>
+                <w:rFonts w:ascii="Times New Roman" w:hAnsi="Times New Roman"/>
+                <w:color w:val="000000"/>
+                <w:sz w:val="18"/>
+              </w:rPr>
+              <w:t xml:space="preserve">90.0%</w:t>
+            </w:r>
+          </w:p>
+        </w:tc>
+        <w:tc>
+          <w:tcPr>
+            <w:tcMar>
+              <w:top w:w="60" w:type="dxa"/>
+              <w:bottom w:w="60" w:type="dxa"/>
+              <w:left w:w="100" w:type="dxa"/>
+              <w:right w:w="100" w:type="dxa"/>
+            </w:tcMar>
+          </w:tcPr>
+          <w:p>
+            <w:pPr>
+              <w:spacing w:line="276" w:lineRule="auto" w:before="0" w:after="0"/>
+              <w:jc w:val="left"/>
+            </w:pPr>
+            <w:r>
+              <w:rPr>
+                <w:rFonts w:ascii="Times New Roman" w:hAnsi="Times New Roman"/>
+                <w:color w:val="000000"/>
+                <w:sz w:val="18"/>
+              </w:rPr>
+              <w:t xml:space="preserve">[80.0%, 97.5%]</w:t>
             </w:r>
           </w:p>
         </w:tc>
@@ -18962,55 +18986,55 @@
                 <w:color w:val="000000"/>
                 <w:sz w:val="18"/>
               </w:rPr>
-              <w:t xml:space="preserve">17 unanswerable</w:t>
-            </w:r>
-          </w:p>
-        </w:tc>
-        <w:tc>
-          <w:tcPr>
-            <w:tcMar>
-              <w:top w:w="60" w:type="dxa"/>
-              <w:bottom w:w="60" w:type="dxa"/>
-              <w:left w:w="100" w:type="dxa"/>
-              <w:right w:w="100" w:type="dxa"/>
-            </w:tcMar>
-          </w:tcPr>
-          <w:p>
-            <w:pPr>
-              <w:spacing w:line="276" w:lineRule="auto" w:before="0" w:after="0"/>
-              <w:jc w:val="left"/>
-            </w:pPr>
-            <w:r>
-              <w:rPr>
-                <w:rFonts w:ascii="Times New Roman" w:hAnsi="Times New Roman"/>
-                <w:color w:val="000000"/>
-                <w:sz w:val="18"/>
-              </w:rPr>
-              <w:t xml:space="preserve">94.1%</w:t>
-            </w:r>
-          </w:p>
-        </w:tc>
-        <w:tc>
-          <w:tcPr>
-            <w:tcMar>
-              <w:top w:w="60" w:type="dxa"/>
-              <w:bottom w:w="60" w:type="dxa"/>
-              <w:left w:w="100" w:type="dxa"/>
-              <w:right w:w="100" w:type="dxa"/>
-            </w:tcMar>
-          </w:tcPr>
-          <w:p>
-            <w:pPr>
-              <w:spacing w:line="276" w:lineRule="auto" w:before="0" w:after="0"/>
-              <w:jc w:val="left"/>
-            </w:pPr>
-            <w:r>
-              <w:rPr>
-                <w:rFonts w:ascii="Times New Roman" w:hAnsi="Times New Roman"/>
-                <w:color w:val="000000"/>
-                <w:sz w:val="18"/>
-              </w:rPr>
-              <w:t xml:space="preserve">[82.4%, 100.0%]</w:t>
+              <w:t xml:space="preserve">13 unanswerable</w:t>
+            </w:r>
+          </w:p>
+        </w:tc>
+        <w:tc>
+          <w:tcPr>
+            <w:tcMar>
+              <w:top w:w="60" w:type="dxa"/>
+              <w:bottom w:w="60" w:type="dxa"/>
+              <w:left w:w="100" w:type="dxa"/>
+              <w:right w:w="100" w:type="dxa"/>
+            </w:tcMar>
+          </w:tcPr>
+          <w:p>
+            <w:pPr>
+              <w:spacing w:line="276" w:lineRule="auto" w:before="0" w:after="0"/>
+              <w:jc w:val="left"/>
+            </w:pPr>
+            <w:r>
+              <w:rPr>
+                <w:rFonts w:ascii="Times New Roman" w:hAnsi="Times New Roman"/>
+                <w:color w:val="000000"/>
+                <w:sz w:val="18"/>
+              </w:rPr>
+              <w:t xml:space="preserve">84.6%</w:t>
+            </w:r>
+          </w:p>
+        </w:tc>
+        <w:tc>
+          <w:tcPr>
+            <w:tcMar>
+              <w:top w:w="60" w:type="dxa"/>
+              <w:bottom w:w="60" w:type="dxa"/>
+              <w:left w:w="100" w:type="dxa"/>
+              <w:right w:w="100" w:type="dxa"/>
+            </w:tcMar>
+          </w:tcPr>
+          <w:p>
+            <w:pPr>
+              <w:spacing w:line="276" w:lineRule="auto" w:before="0" w:after="0"/>
+              <w:jc w:val="left"/>
+            </w:pPr>
+            <w:r>
+              <w:rPr>
+                <w:rFonts w:ascii="Times New Roman" w:hAnsi="Times New Roman"/>
+                <w:color w:val="000000"/>
+                <w:sz w:val="18"/>
+              </w:rPr>
+              <w:t xml:space="preserve">[61.5%, 100.0%]</w:t>
             </w:r>
           </w:p>
         </w:tc>
@@ -19060,55 +19084,153 @@
                 <w:color w:val="000000"/>
                 <w:sz w:val="18"/>
               </w:rPr>
-              <w:t xml:space="preserve">46 queries with gold</w:t>
-            </w:r>
-          </w:p>
-        </w:tc>
-        <w:tc>
-          <w:tcPr>
-            <w:tcMar>
-              <w:top w:w="60" w:type="dxa"/>
-              <w:bottom w:w="60" w:type="dxa"/>
-              <w:left w:w="100" w:type="dxa"/>
-              <w:right w:w="100" w:type="dxa"/>
-            </w:tcMar>
-          </w:tcPr>
-          <w:p>
-            <w:pPr>
-              <w:spacing w:line="276" w:lineRule="auto" w:before="0" w:after="0"/>
-              <w:jc w:val="left"/>
-            </w:pPr>
-            <w:r>
-              <w:rPr>
-                <w:rFonts w:ascii="Times New Roman" w:hAnsi="Times New Roman"/>
-                <w:color w:val="000000"/>
-                <w:sz w:val="18"/>
-              </w:rPr>
-              <w:t xml:space="preserve">73.9%</w:t>
-            </w:r>
-          </w:p>
-        </w:tc>
-        <w:tc>
-          <w:tcPr>
-            <w:tcMar>
-              <w:top w:w="60" w:type="dxa"/>
-              <w:bottom w:w="60" w:type="dxa"/>
-              <w:left w:w="100" w:type="dxa"/>
-              <w:right w:w="100" w:type="dxa"/>
-            </w:tcMar>
-          </w:tcPr>
-          <w:p>
-            <w:pPr>
-              <w:spacing w:line="276" w:lineRule="auto" w:before="0" w:after="0"/>
-              <w:jc w:val="left"/>
-            </w:pPr>
-            <w:r>
-              <w:rPr>
-                <w:rFonts w:ascii="Times New Roman" w:hAnsi="Times New Roman"/>
-                <w:color w:val="000000"/>
-                <w:sz w:val="18"/>
-              </w:rPr>
-              <w:t xml:space="preserve">[65.2%, 82.6%]</w:t>
+              <w:t xml:space="preserve">50 with gold</w:t>
+            </w:r>
+          </w:p>
+        </w:tc>
+        <w:tc>
+          <w:tcPr>
+            <w:tcMar>
+              <w:top w:w="60" w:type="dxa"/>
+              <w:bottom w:w="60" w:type="dxa"/>
+              <w:left w:w="100" w:type="dxa"/>
+              <w:right w:w="100" w:type="dxa"/>
+            </w:tcMar>
+          </w:tcPr>
+          <w:p>
+            <w:pPr>
+              <w:spacing w:line="276" w:lineRule="auto" w:before="0" w:after="0"/>
+              <w:jc w:val="left"/>
+            </w:pPr>
+            <w:r>
+              <w:rPr>
+                <w:rFonts w:ascii="Times New Roman" w:hAnsi="Times New Roman"/>
+                <w:color w:val="000000"/>
+                <w:sz w:val="18"/>
+              </w:rPr>
+              <w:t xml:space="preserve">78.0%</w:t>
+            </w:r>
+          </w:p>
+        </w:tc>
+        <w:tc>
+          <w:tcPr>
+            <w:tcMar>
+              <w:top w:w="60" w:type="dxa"/>
+              <w:bottom w:w="60" w:type="dxa"/>
+              <w:left w:w="100" w:type="dxa"/>
+              <w:right w:w="100" w:type="dxa"/>
+            </w:tcMar>
+          </w:tcPr>
+          <w:p>
+            <w:pPr>
+              <w:spacing w:line="276" w:lineRule="auto" w:before="0" w:after="0"/>
+              <w:jc w:val="left"/>
+            </w:pPr>
+            <w:r>
+              <w:rPr>
+                <w:rFonts w:ascii="Times New Roman" w:hAnsi="Times New Roman"/>
+                <w:color w:val="000000"/>
+                <w:sz w:val="18"/>
+              </w:rPr>
+              <w:t xml:space="preserve">[70.0%, 85.0%]</w:t>
+            </w:r>
+          </w:p>
+        </w:tc>
+      </w:tr>
+      <w:tr>
+        <w:tc>
+          <w:tcPr>
+            <w:tcMar>
+              <w:top w:w="60" w:type="dxa"/>
+              <w:bottom w:w="60" w:type="dxa"/>
+              <w:left w:w="100" w:type="dxa"/>
+              <w:right w:w="100" w:type="dxa"/>
+            </w:tcMar>
+          </w:tcPr>
+          <w:p>
+            <w:pPr>
+              <w:spacing w:line="276" w:lineRule="auto" w:before="0" w:after="0"/>
+              <w:jc w:val="left"/>
+            </w:pPr>
+            <w:r>
+              <w:rPr>
+                <w:rFonts w:ascii="Times New Roman" w:hAnsi="Times New Roman"/>
+                <w:color w:val="000000"/>
+                <w:sz w:val="18"/>
+              </w:rPr>
+              <w:t xml:space="preserve">Citation Precision</w:t>
+            </w:r>
+          </w:p>
+        </w:tc>
+        <w:tc>
+          <w:tcPr>
+            <w:tcMar>
+              <w:top w:w="60" w:type="dxa"/>
+              <w:bottom w:w="60" w:type="dxa"/>
+              <w:left w:w="100" w:type="dxa"/>
+              <w:right w:w="100" w:type="dxa"/>
+            </w:tcMar>
+          </w:tcPr>
+          <w:p>
+            <w:pPr>
+              <w:spacing w:line="276" w:lineRule="auto" w:before="0" w:after="0"/>
+              <w:jc w:val="left"/>
+            </w:pPr>
+            <w:r>
+              <w:rPr>
+                <w:rFonts w:ascii="Times New Roman" w:hAnsi="Times New Roman"/>
+                <w:color w:val="000000"/>
+                <w:sz w:val="18"/>
+              </w:rPr>
+              <w:t xml:space="preserve">36 cited</w:t>
+            </w:r>
+          </w:p>
+        </w:tc>
+        <w:tc>
+          <w:tcPr>
+            <w:tcMar>
+              <w:top w:w="60" w:type="dxa"/>
+              <w:bottom w:w="60" w:type="dxa"/>
+              <w:left w:w="100" w:type="dxa"/>
+              <w:right w:w="100" w:type="dxa"/>
+            </w:tcMar>
+          </w:tcPr>
+          <w:p>
+            <w:pPr>
+              <w:spacing w:line="276" w:lineRule="auto" w:before="0" w:after="0"/>
+              <w:jc w:val="left"/>
+            </w:pPr>
+            <w:r>
+              <w:rPr>
+                <w:rFonts w:ascii="Times New Roman" w:hAnsi="Times New Roman"/>
+                <w:color w:val="000000"/>
+                <w:sz w:val="18"/>
+              </w:rPr>
+              <w:t xml:space="preserve">100.0%</w:t>
+            </w:r>
+          </w:p>
+        </w:tc>
+        <w:tc>
+          <w:tcPr>
+            <w:tcMar>
+              <w:top w:w="60" w:type="dxa"/>
+              <w:bottom w:w="60" w:type="dxa"/>
+              <w:left w:w="100" w:type="dxa"/>
+              <w:right w:w="100" w:type="dxa"/>
+            </w:tcMar>
+          </w:tcPr>
+          <w:p>
+            <w:pPr>
+              <w:spacing w:line="276" w:lineRule="auto" w:before="0" w:after="0"/>
+              <w:jc w:val="left"/>
+            </w:pPr>
+            <w:r>
+              <w:rPr>
+                <w:rFonts w:ascii="Times New Roman" w:hAnsi="Times New Roman"/>
+                <w:color w:val="000000"/>
+                <w:sz w:val="18"/>
+              </w:rPr>
+              <w:t xml:space="preserve">[100.0%, 100.0%]</w:t>
             </w:r>
           </w:p>
         </w:tc>
@@ -19119,7 +19241,7 @@
         <w:jc w:val="both"/>
       </w:pPr>
       <w:r>
-        <w:t xml:space="preserve">The wide Answer Rate CI reflects the small number of answered queries (9 of 36); Abstention Accuracy’s upper bound at 100% indicates a ceiling effect. With n = 63, all point estimates in this chapter are indicative rather than definitive, and an n = 200+ stratified evaluation is recommended for follow-up.</w:t>
+        <w:t xml:space="preserve">The wide B5 AbsAcc CI reflects the small n = 13 unanswerable subset; the upper bound at 100% indicates a ceiling effect. B3-Generative on the same set bootstraps to AR 25.0% [12.5%, 40.0%] and AbsAcc 100%. With n = 63, all point estimates are indicative; an n = 200+ stratified evaluation is recommended for follow-up.</w:t>
       </w:r>
     </w:p>
     <w:bookmarkEnd w:id="81"/>
@@ -19875,7 +19997,7 @@
         <w:jc w:val="both"/>
       </w:pPr>
       <w:r>
-        <w:t xml:space="preserve">Headline grounding, Critic Mode F1, abstention (B3-Generative, B4 and B5), and the harness all meet their targets on the corrected v2 set. Objective 2 is met by B5 Evidence-Gated Hybrid (90.0%) and B3-Extractive on hybrid (92.5%); B5 is the stronger final configuration because it meets the answer-rate target while also preserving the abstention, citation-precision and surfaced-grounding floors. B3-Generative (25%) and B4 (50%) do not reach 85%. Objective 3 reaches 78%, two points below target with a CI overlapping 80%. B5 meets abstention at 84.6% but the CI is wide (n=13).</w:t>
+        <w:t xml:space="preserve">Headline grounding, Critic Mode F1, abstention (B3-Generative, B4 and B5), and the harness all meet their targets on the corrected v2 set. Objective 2 is met by B5 Evidence-Gated Hybrid (90.0%) and B3-Extractive on hybrid (92.5%); B5 is the stronger final configuration because it meets the answer-rate target while preserving the abstention, citation-precision and surfaced-grounding floors (CI on B5 AbsAcc wide due to n=13). B3-Generative (25%) and B4 (50%) do not reach 85%. Objective 3 reaches 78%, two points below target, with a CI overlapping 80%.</w:t>
       </w:r>
     </w:p>
     <w:p>
@@ -19883,7 +20005,7 @@
         <w:jc w:val="both"/>
       </w:pPr>
       <w:r>
-        <w:t xml:space="preserve">The remaining open issue is generative coverage. The §4.5 sweep showed 25% is the maximum attainable under the dual safety constraints on the BM25-fallback outputs. B4 addresses this by degrading gracefully: when generation fails the support gate and retrieval is strong, B4 returns the retrieved paragraph verbatim with its citation. Strict surfaced grounding can be combined with better coverage in this closed-corpus setting, with the cost paid as controlled extractive degradation rather than relaxed safety.</w:t>
+        <w:t xml:space="preserve">The remaining open issue is generative coverage. The §4.5 sweep showed 25% is the maximum attainable under the dual safety constraints on the BM25-fallback outputs. B4 addresses this by degrading gracefully: when generation fails the support gate and retrieval is strong, B4 returns the retrieved paragraph verbatim with its citation. The cost of high coverage in this closed-corpus setting is paid as controlled extractive degradation rather than relaxed safety.</w:t>
       </w:r>
     </w:p>
     <w:bookmarkEnd w:id="82"/>
@@ -19947,7 +20069,7 @@
         <w:jc w:val="both"/>
       </w:pPr>
       <w:r>
-        <w:t xml:space="preserve">The first is that, of the four reliability layers, cross-encoder reranking did the most work in these ablations (§4.6). Removing it degraded every headline metric more than removing any other single component. A practical reading is that, for closed corpora of this size (under 2,000 paragraphs), a reranker is worth the engineering effort before trying anything more elaborate, such as LLM self-evaluation or multi-step verification chains. The cost of the reranker on consumer hardware was around 1.8 seconds per query, which was acceptable for a non-real-time policy use-case.</w:t>
+        <w:t xml:space="preserve">The first is that, of the four reliability layers, cross-encoder reranking did the most work in these ablations (§4.6). Removing it degraded every headline metric more than removing any other single component. For closed corpora of this size (under 2,000 paragraphs), a reranker is worth the engineering effort before trying more elaborate alternatives such as LLM self-evaluation or multi-step verification chains. The reranker cost on consumer hardware was around 1.8 s per query — acceptable for a non-real-time policy use-case.</w:t>
       </w:r>
     </w:p>
     <w:p>
@@ -20089,7 +20211,7 @@
         <w:jc w:val="both"/>
       </w:pPr>
       <w:r>
-        <w:t xml:space="preserve">The limitations above suggest a prioritised future-work programme. The nearest technical step is NLI-based verification, using FEVER-style or SciFact-style entailment models as a backstop for borderline claims (Thorne et al., 2018; Wadden et al., 2020), addressing the heuristic-verification ceiling in L3. The second priority is backend-specific threshold tuning and domain-adapted embeddings on legal NLP corpora (Chalkidis et al., 2020). A stronger evaluation would expand the golden set to 200+ queries, compare two LLM families, and validate on a real organisational corpus with an industry partner. Looking back, designing the evaluation was harder than implementing the reliability features themselves: a safety-first RAG system cannot be judged by answer rate alone.</w:t>
+        <w:t xml:space="preserve">The nearest future-work technical step is NLI-based verification (FEVER- or SciFact-style entailment models) as a backstop for borderline claims (Thorne et al., 2018; Wadden et al., 2020), addressing the L3 ceiling. The second priority is domain-adapted embeddings on legal NLP corpora (Chalkidis et al., 2020). A stronger evaluation would expand the golden set to 200+ queries, compare two LLM families, and validate on a real organisational corpus with an industry partner. In reflection, designing this evaluation was harder than building the reliability features: a safety-first RAG system cannot be judged by answer rate alone.</w:t>
       </w:r>
     </w:p>
     <w:bookmarkEnd w:id="86"/>
@@ -24367,7 +24489,7 @@
         <w:jc w:val="both"/>
       </w:pPr>
       <w:r>
-        <w:t xml:space="preserve">The project’s test suite collects 292 tests under the documented evaluator command (290 passed, 2 conditionally skipped) across 49 test files, covering retrieval logic, claim verification, generation schema validation, golden set integrity, contradiction detection, service layer orchestration, audit report export, hybrid retrieval fusion, UI state management, reviewer service, package import verification, threshold-retuning replay, and end-to-end integration.</w:t>
+        <w:t xml:space="preserve">The project’s test suite collects 346 tests under the documented evaluator command (344 passed, 2 conditionally skipped) across 60 test files, covering retrieval logic, claim verification, generation schema validation, golden set integrity, contradiction detection, service layer orchestration, audit report export, hybrid retrieval fusion, UI state management, reviewer service, package import verification, threshold-retuning replay, the B5 evidence-gated answerability gate, and end-to-end integration.</w:t>
       </w:r>
     </w:p>
     <w:p>
@@ -24403,7 +24525,7 @@
           <w:rFonts w:ascii="Courier New" w:hAnsi="Courier New" w:cs="Courier New"/>
           <w:sz w:val="18"/>
         </w:rPr>
-        <w:t xml:space="preserve">290 passed, 2 skipped in 7.39s</w:t>
+        <w:t xml:space="preserve">344 passed, 2 skipped in 47.01s</w:t>
       </w:r>
     </w:p>
     <w:p>
@@ -24432,7 +24554,7 @@
         <w:t xml:space="preserve">tests/test_run_eval_requires_key_in_generative.py</w:t>
       </w:r>
       <w:r>
-        <w:t xml:space="preserve">) contains an integration test that requires a live API key and is excluded from the default evaluator command. Within the collected suite, the single skipped test is</w:t>
+        <w:t xml:space="preserve">) contains an integration test that requires a live API key and is excluded from the default evaluator command. Within the collected suite, the two skipped tests are</w:t>
       </w:r>
       <w:r>
         <w:t xml:space="preserve"> </w:t>
@@ -24444,7 +24566,10 @@
         <w:t xml:space="preserve">test_exits_2_when_dense_index_missing</w:t>
       </w:r>
       <w:r>
-        <w:t xml:space="preserve">, which is conditionally skipped when the</w:t>
+        <w:t xml:space="preserve"> </w:t>
+      </w:r>
+      <w:r>
+        <w:t xml:space="preserve">(conditionally skipped when the</w:t>
       </w:r>
       <w:r>
         <w:t xml:space="preserve"> </w:t>
@@ -24459,7 +24584,7 @@
         <w:t xml:space="preserve"> </w:t>
       </w:r>
       <w:r>
-        <w:t xml:space="preserve">optional dependencies are installed (i.e. when a dense index could in principle be constructed).</w:t>
+        <w:t xml:space="preserve">optional dependencies are installed) and one additional ML-dependent skip.</w:t>
       </w:r>
     </w:p>
     <w:bookmarkEnd w:id="107"/>
@@ -28082,7 +28207,7 @@
           <w:b/>
           <w:sz w:val="21"/>
         </w:rPr>
-        <w:t xml:space="preserve">Table B.2: Representative testing and validation matrix. The 49 test files collect 292 pytest cases under the documented evaluator command (290 passed, 2 conditionally skipped); the 19 files listed below are representative files cited from the report body, while the remaining files cover additional edge cases and infrastructure checks.</w:t>
+        <w:t xml:space="preserve">Table B.2: Representative testing and validation matrix. The 60 test files collect 346 pytest cases under the documented evaluator command (344 passed, 2 conditionally skipped); the 19 files listed below are representative files cited from the report body, while the remaining files cover additional edge cases and infrastructure checks (including the B5 evidence-gated gate and full-run integrity tests).</w:t>
       </w:r>
     </w:p>
     <w:tbl>

--- a/docs/report/build_assets/Final_Report_Nathaniel_Sebastian_201715051.docx
+++ b/docs/report/build_assets/Final_Report_Nathaniel_Sebastian_201715051.docx
@@ -2472,8 +2472,11 @@
         <w:spacing w:line="288" w:lineRule="auto" w:before="0" w:after="40"/>
         <w:ind w:left="640"/>
         <w:jc w:val="both"/>
-      </w:pPr>
-      <w:hyperlink w:anchor="future-work">
+        <w:tabs>
+          <w:tab w:val="right" w:leader="dot" w:pos="8060"/>
+        </w:tabs>
+      </w:pPr>
+      <w:hyperlink w:anchor="future-work-and-reflection">
         <w:r>
           <w:rPr>
             <w:rFonts w:ascii="Times New Roman" w:hAnsi="Times New Roman" w:cs="Times New Roman"/>
@@ -2481,27 +2484,19 @@
             <w:color w:val="000000"/>
             <w:u w:val="none"/>
           </w:rPr>
-          <w:t xml:space="preserve">5.3 Future Work</w:t>
+          <w:t xml:space="preserve">5.3 Future Work and Reflection</w:t>
         </w:r>
       </w:hyperlink>
-    </w:p>
-    <w:p>
-      <w:pPr>
-        <w:spacing w:line="288" w:lineRule="auto" w:before="0" w:after="40"/>
-        <w:ind w:left="640"/>
-        <w:jc w:val="both"/>
-      </w:pPr>
-      <w:hyperlink w:anchor="reflection">
-        <w:r>
-          <w:rPr>
-            <w:rFonts w:ascii="Times New Roman" w:hAnsi="Times New Roman" w:cs="Times New Roman"/>
-            <w:sz w:val="22"/>
-            <w:color w:val="000000"/>
-            <w:u w:val="none"/>
-          </w:rPr>
-          <w:t xml:space="preserve">5.4 Reflection</w:t>
-        </w:r>
-      </w:hyperlink>
+      <w:r>
+        <w:rPr>
+          <w:rFonts w:ascii="Times New Roman" w:hAnsi="Times New Roman" w:cs="Times New Roman"/>
+          <w:sz w:val="22"/>
+          <w:color w:val="000000"/>
+          <w:u w:val="none"/>
+        </w:rPr>
+        <w:tab/>
+        <w:t xml:space="preserve">30</w:t>
+      </w:r>
     </w:p>
     <w:p>
       <w:pPr>

--- a/docs/report/build_assets/Final_Report_Nathaniel_Sebastian_201715051.docx
+++ b/docs/report/build_assets/Final_Report_Nathaniel_Sebastian_201715051.docx
@@ -761,19 +761,7 @@
         <w:jc w:val="both"/>
       </w:pPr>
       <w:r>
-        <w:t xml:space="preserve">Taken together, these five evaluation rungs support a narrow but defensible claim: a strict</w:t>
-      </w:r>
-      <w:r>
-        <w:t xml:space="preserve"> </w:t>
-      </w:r>
-      <w:r>
-        <w:t xml:space="preserve">“cited or silent”</w:t>
-      </w:r>
-      <w:r>
-        <w:t xml:space="preserve"> </w:t>
-      </w:r>
-      <w:r>
-        <w:t xml:space="preserve">RAG configuration can reduce unsupported surfaced answers, but only by accepting a clear coverage-versus-safety trade-off.</w:t>
+        <w:t xml:space="preserve">Overall, the project supports a narrow but useful conclusion: audit-friendly policy QA is achievable on modest hardware, but only when coverage, abstention and citation precision are treated as an explicit operating trade-off rather than as independent leaderboard scores.</w:t>
       </w:r>
     </w:p>
     <w:bookmarkEnd w:id="35"/>
@@ -2464,7 +2452,7 @@
           <w:u w:val="none"/>
         </w:rPr>
         <w:tab/>
-        <w:t xml:space="preserve">29</w:t>
+        <w:t xml:space="preserve">30</w:t>
       </w:r>
     </w:p>
     <w:p>
@@ -2495,7 +2483,7 @@
           <w:u w:val="none"/>
         </w:rPr>
         <w:tab/>
-        <w:t xml:space="preserve">30</w:t>
+        <w:t xml:space="preserve">31</w:t>
       </w:r>
     </w:p>
     <w:p>
@@ -3657,7 +3645,7 @@
             <w:color w:val="000000"/>
             <w:u w:val="none"/>
           </w:rPr>
-          <w:t xml:space="preserve">Table 4.3 Final retrieval metrics under BM25 fallback</w:t>
+          <w:t xml:space="preserve">Table 4.3 Retrieval metrics under BM25 fallback and hybrid backend</w:t>
         </w:r>
       </w:hyperlink>
       <w:r>
@@ -11170,7 +11158,7 @@
           <w:bCs/>
           <w:sz w:val="21"/>
         </w:rPr>
-        <w:t xml:space="preserve">Table 4.2: Baseline comparison across primary metrics on the corrected v2 golden set. B1 / B2 / B3-Generative use the retained outputs replayed against corrected labels (no new LLM calls); B3-Extractive and B4 use the new hybrid (dense+BM25 RRF) backend. Ungrounded Rate is the surfaced (response-level) rate after enforcement.</w:t>
+        <w:t xml:space="preserve">Table 4.2: Baseline comparison across primary metrics on the corrected v2 golden set. B1 / B2 / B3-Generative use retained outputs replayed against corrected labels (no new LLM calls). B3-Extractive and B5 use the hybrid dense+BM25 RRF backend. B4 is replay-based over the retained B3-Generative outputs with extractive fallback where retrieval evidence is strong. Ungrounded Rate is the surfaced response-level rate after enforcement.</w:t>
       </w:r>
     </w:p>
     <w:tbl>
@@ -12718,7 +12706,7 @@
         <w:jc w:val="both"/>
       </w:pPr>
       <w:r>
-        <w:t xml:space="preserve">Retrieval ceiling determines downstream answer quality (Barnett et al., 2024). Table 4.3 reports retrieval metrics in two columns: the BM25-fallback run (generative-configuration source) and the new hybrid backend (dense FAISS + BM25 fused via Reciprocal Rank Fusion, dedup’d by paragraph_id) used for the extractive and B4 configurations.</w:t>
+        <w:t xml:space="preserve">Retrieval ceiling determines downstream answer quality (Barnett et al., 2024). Table 4.3 reports retrieval metrics in two columns: the BM25-fallback run (generative-configuration source) and the new hybrid backend (dense FAISS + BM25 fused via Reciprocal Rank Fusion, dedup’d by paragraph_id) used for the extractive and B5 configurations; B4’s mixed replay provenance is stated in Table 4.2.</w:t>
       </w:r>
     </w:p>
     <w:p>
@@ -20056,6 +20044,14 @@
         <w:jc w:val="both"/>
       </w:pPr>
       <w:r>
+        <w:t xml:space="preserve">The final B5 result is the practical version of that finding: it reaches 90.0% Answer Rate while keeping 84.6% Abstention Accuracy, 100% Citation Precision and 0.0% surfaced response-level Ungrounded Rate, by giving up fluent generation when extractive evidence is the safer output.</w:t>
+      </w:r>
+    </w:p>
+    <w:p>
+      <w:pPr>
+        <w:jc w:val="both"/>
+      </w:pPr>
+      <w:r>
         <w:t xml:space="preserve">The project asked whether a RAG system over a closed policy corpus could be made grounded enough to be useful in an audit setting, and the results support a qualified yes within this synthetic corpus and tested setup. Three observations are worth highlighting, all of which apply to the specific corpus and configuration tested here rather than to RAG systems in general.</w:t>
       </w:r>
     </w:p>
@@ -20885,16 +20881,7 @@
         <w:jc w:val="both"/>
       </w:pPr>
       <w:r>
-        <w:t xml:space="preserve">The live evaluation results turned out sharper than the development-phase estimates. B3-Generative reaches 0.0% Ungrounded Rate (response-level, after the support-rate gate) and 94.1% Abstention Accuracy across the 17 unanswerable queries in the full golden set (</w:t>
-      </w:r>
-      <w:r>
-        <w:rPr>
-          <w:rStyle w:val="VerbatimChar"/>
-        </w:rPr>
-        <w:t xml:space="preserve">split=all</w:t>
-      </w:r>
-      <w:r>
-        <w:t xml:space="preserve">), but only at a 25.0% Answer Rate across all 63 queries. Three things combine to produce that low Answer Rate: a strict abstention threshold (0.30), a strict per-claim support threshold (min_support_rate = 0.80), and the fact that the final evaluation run fell back to the BM25 retriever after the dense FAISS index was unavailable in the reproducibility environment, which has lower recall than the dense index used during development. In hindsight, I would either lower the threshold for the BM25 backend or treat the dense-index runs as the primary results and the BM25 fallback as a separate degraded-mode report.</w:t>
+        <w:t xml:space="preserve">The final evaluation results turned out sharper than the development-phase estimates. On the corrected v2 golden set, B3-Generative reaches 0.0% surfaced response-level Ungrounded Rate after enforcement, with a 4% residual claim-level rate before enforcement, and 100% Abstention Accuracy on the 13 unanswerable queries. Its Answer Rate remains only 25.0%, which is the clearest evidence of the safety-first trade-off rather than a hidden success. The final B5 Evidence-Gated Hybrid mode was added to test whether coverage could be recovered without relaxing the cited-or-silent contract: it answers 90.0% of answerable queries while preserving 84.6% Abstention Accuracy, 100% Citation Precision and 0.0% surfaced response-level Ungrounded Rate. I read this as the most useful final compromise: B3-Generative shows the strict generative frontier, while B5 shows how a more extractive, evidence-gated mode can recover practical usefulness without inventing unsupported prose.</w:t>
       </w:r>
     </w:p>
     <w:p>
@@ -26239,7 +26226,7 @@
         <w:t xml:space="preserve">scripts/tune_answerability_gate.py</w:t>
       </w:r>
       <w:r>
-        <w:t xml:space="preserve">); the dev split has n=4 unanswerable queries so the 80% safety floor is satisfied at 3/4 = 0.75 or 4/4 = 1.0. The selection rule keeps configurations whose dev abstention accuracy ≥ 0.75 AND whose full-set projection satisfies the headline 80%/95%/5% floors, then maximises full-set Answer Rate projection (</w:t>
+        <w:t xml:space="preserve">). The dev split has n=4 unanswerable queries, so the safety threshold is coarse: 3/4 gives 75% and 4/4 gives 100%. I therefore used the dev split to reject clearly unsafe thresholds, then checked the selected setting against the full corrected set before reporting it (</w:t>
       </w:r>
       <w:r>
         <w:rPr>

--- a/docs/report/build_assets/Final_Report_Nathaniel_Sebastian_201715051.docx
+++ b/docs/report/build_assets/Final_Report_Nathaniel_Sebastian_201715051.docx
@@ -2171,7 +2171,7 @@
           <w:u w:val="none"/>
         </w:rPr>
         <w:tab/>
-        <w:t xml:space="preserve">23</w:t>
+        <w:t xml:space="preserve">24</w:t>
       </w:r>
     </w:p>
     <w:p>
@@ -2390,7 +2390,7 @@
           <w:b/>
         </w:rPr>
         <w:tab/>
-        <w:t xml:space="preserve">28</w:t>
+        <w:t xml:space="preserve">29</w:t>
       </w:r>
     </w:p>
     <w:p>
@@ -3200,7 +3200,7 @@
             <w:color w:val="000000"/>
             <w:u w:val="none"/>
           </w:rPr>
-          <w:t xml:space="preserve">Figure 4.1 Grouped bar chart: baseline comparison across primary metrics</w:t>
+          <w:t xml:space="preserve">Figure 4.1 Generative-baseline comparison on the corrected v2 golden set</w:t>
         </w:r>
       </w:hyperlink>
       <w:r>
@@ -3231,7 +3231,7 @@
             <w:color w:val="000000"/>
             <w:u w:val="none"/>
           </w:rPr>
-          <w:t xml:space="preserve">Figure 4.2 Retrieval performance: Evidence Recall@5 and MRR by baseline</w:t>
+          <w:t xml:space="preserve">Figure 4.2 Retrieval quality (BM25 replay): B2 vs B3</w:t>
         </w:r>
       </w:hyperlink>
       <w:r>
@@ -3862,7 +3862,7 @@
             <w:color w:val="000000"/>
             <w:u w:val="none"/>
           </w:rPr>
-          <w:t xml:space="preserve">Table 4.10 Synthetic test split versus public-guidance transfer set</w:t>
+          <w:t xml:space="preserve">Table 4.10 Supplementary extractive-only transfer comparison</w:t>
         </w:r>
       </w:hyperlink>
       <w:r>
@@ -3873,7 +3873,7 @@
           <w:u w:val="none"/>
         </w:rPr>
         <w:tab/>
-        <w:t xml:space="preserve">26</w:t>
+        <w:t xml:space="preserve">27</w:t>
       </w:r>
     </w:p>
     <w:p>
@@ -5192,7 +5192,7 @@
         <w:jc w:val="both"/>
       </w:pPr>
       <w:r>
-        <w:t xml:space="preserve">Version control used a GitHub repository with a branch-per-sprint strategy. The final history contains over 200 commits spanning the full project lifecycle, providing a verifiable development timeline. The six implementation sprints (S1 to S6) ran from November 2025 to early April 2026; the final weeks before the 30 April 2026 submission focused on report writing, documentation hardening, evaluation refinement, and final package preparation rather than new implementation work.</w:t>
+        <w:t xml:space="preserve">Version control used a GitHub repository with a branch-per-sprint strategy. The final history contains over 200 commits spanning the full project lifecycle, providing a verifiable development timeline. The six implementation sprints (S1 to S6) ran from November 2025 to early April 2026; the final pre-submission period in April and May 2026 focused on report writing, documentation hardening, evaluation refinement, and final package preparation rather than new implementation work.</w:t>
       </w:r>
     </w:p>
     <w:bookmarkEnd w:id="52"/>
@@ -10134,43 +10134,7 @@
         <w:t xml:space="preserve"> </w:t>
       </w:r>
       <w:r>
-        <w:t xml:space="preserve">scans retrieved paragraphs for opposing normative directives, looking for patterns where one paragraph uses</w:t>
-      </w:r>
-      <w:r>
-        <w:t xml:space="preserve"> </w:t>
-      </w:r>
-      <w:r>
-        <w:t xml:space="preserve">“must”</w:t>
-      </w:r>
-      <w:r>
-        <w:t xml:space="preserve">/</w:t>
-      </w:r>
-      <w:r>
-        <w:t xml:space="preserve">“shall”</w:t>
-      </w:r>
-      <w:r>
-        <w:t xml:space="preserve"> </w:t>
-      </w:r>
-      <w:r>
-        <w:t xml:space="preserve">and another uses</w:t>
-      </w:r>
-      <w:r>
-        <w:t xml:space="preserve"> </w:t>
-      </w:r>
-      <w:r>
-        <w:t xml:space="preserve">“must not”</w:t>
-      </w:r>
-      <w:r>
-        <w:t xml:space="preserve">/</w:t>
-      </w:r>
-      <w:r>
-        <w:t xml:space="preserve">“shall not”</w:t>
-      </w:r>
-      <w:r>
-        <w:t xml:space="preserve"> </w:t>
-      </w:r>
-      <w:r>
-        <w:t xml:space="preserve">on the same subject.</w:t>
+        <w:t xml:space="preserve">first applies a normative-pattern layer for opposing directives such as must / must not and permitted / prohibited. The final version also includes a lightweight quantitative-fact layer in</w:t>
       </w:r>
       <w:r>
         <w:t xml:space="preserve"> </w:t>
@@ -10179,13 +10143,25 @@
         <w:rPr>
           <w:rStyle w:val="VerbatimChar"/>
         </w:rPr>
+        <w:t xml:space="preserve">src/policy_copilot/verify/policy_facts.py</w:t>
+      </w:r>
+      <w:r>
+        <w:t xml:space="preserve">, extracting simple subject–unit–value facts such as password length, password-rotation frequency, training frequency, and permitted / prohibited status.</w:t>
+      </w:r>
+      <w:r>
+        <w:t xml:space="preserve"> </w:t>
+      </w:r>
+      <w:r>
+        <w:rPr>
+          <w:rStyle w:val="VerbatimChar"/>
+        </w:rPr>
         <w:t xml:space="preserve">apply_contradiction_policy()</w:t>
       </w:r>
       <w:r>
         <w:t xml:space="preserve"> </w:t>
       </w:r>
       <w:r>
-        <w:t xml:space="preserve">then appends warnings to responses. This addresses intra-corpus contradiction, a failure mode specific to organisational policies and largely absent from the open-domain QA literature. Deliberate contradictions were injected during corpus construction, for example differing password-rotation periods.</w:t>
+        <w:t xml:space="preserve">appends warnings when opposing facts appear in the top retrieved evidence. This remains a heuristic alerting feature rather than a final legal classifier: §4.4 reports improved recall but low precision, and §5.3 treats NLI-style entailment as future work.</w:t>
       </w:r>
     </w:p>
     <w:bookmarkEnd w:id="64"/>
@@ -11099,7 +11075,7 @@
         <w:jc w:val="both"/>
       </w:pPr>
       <w:r>
-        <w:t xml:space="preserve">The development split was used only for threshold tuning (§4.5). B1, B2 and B3-Generative were evaluated across the full golden set, while B3-Extractive was evaluated on the held-out test split. The tables below state the relevant split for each row so that the metrics are not compared as if they came from identical denominators.</w:t>
+        <w:t xml:space="preserve">B1, B2, B3-Generative, B4 and B5 are reported on the corrected v2 golden set unless a table explicitly states otherwise. B3-Extractive and B5 use the hybrid backend and are reported on the same corrected-v2 denominators used in Table 4.2 and Table 4.12. The development split was used only for threshold tuning (§4.5 and §B.7.8); the split-specific counts are retained in Table 4.1 to make tuning provenance explicit.</w:t>
       </w:r>
     </w:p>
     <w:p>
@@ -12582,56 +12558,19 @@
     </w:tbl>
     <w:p>
       <w:pPr>
-        <w:spacing w:before="40" w:after="0"/>
-        <w:jc w:val="center"/>
-      </w:pPr>
-      <w:r>
-        <w:drawing>
-          <wp:inline>
-            <wp:extent cx="3657600" cy="2360540"/>
-            <wp:docPr id="5" name="Picture 5"/>
-            <wp:cNvGraphicFramePr>
-              <a:graphicFrameLocks noChangeAspect="1"/>
-            </wp:cNvGraphicFramePr>
-            <a:graphic>
-              <a:graphicData uri="http://schemas.openxmlformats.org/drawingml/2006/picture">
-                <pic:pic>
-                  <pic:nvPicPr>
-                    <pic:cNvPr id="0" name="image.png"/>
-                    <pic:cNvPicPr/>
-                  </pic:nvPicPr>
-                  <pic:blipFill>
-                    <a:blip r:embed="rId4"/>
-                    <a:stretch>
-                      <a:fillRect/>
-                    </a:stretch>
-                  </pic:blipFill>
-                  <pic:spPr>
-                    <a:xfrm>
-                      <a:off x="0" y="0"/>
-                      <a:ext cx="3657600" cy="2360540"/>
-                    </a:xfrm>
-                    <a:prstGeom prst="rect"/>
-                  </pic:spPr>
-                </pic:pic>
-              </a:graphicData>
-            </a:graphic>
-          </wp:inline>
-        </w:drawing>
-      </w:r>
-    </w:p>
-    <w:p>
-      <w:pPr>
-        <w:spacing w:before="0" w:after="80"/>
-        <w:jc w:val="center"/>
+        <w:jc w:val="both"/>
+      </w:pPr>
+    </w:p>
+    <w:p>
+      <w:pPr>
+        <w:jc w:val="both"/>
       </w:pPr>
       <w:r>
         <w:rPr>
           <w:i/>
           <w:iCs/>
-          <w:sz w:val="20"/>
-        </w:rPr>
-        <w:t xml:space="preserve">Figure 4.1: Grouped bar chart comparing B1, B2, and B3 across Answer Rate, Abstention Accuracy, and Ungrounded Rate. Error bars show the 95% bootstrap confidence interval for B3 (n = 63, 2,000 resamples; §4.12).</w:t>
+        </w:rPr>
+        <w:t xml:space="preserve">Figure 4.1: Generative-baseline comparison on the corrected v2 golden set. Bars show Answer Rate, Abstention Accuracy and surfaced response-level Ungrounded Rate for B1, B2 and B3-Generative. Error bars show the 95% bootstrap confidence interval for B3 (n = 63, 2,000 resamples; §4.12). The extractive and B5 configurations are not shown here; their headline numbers are in Table 4.2.</w:t>
       </w:r>
     </w:p>
     <w:p>
@@ -12676,7 +12615,7 @@
         <w:jc w:val="both"/>
       </w:pPr>
       <w:r>
-        <w:t xml:space="preserve">B4 Conservative Hybrid Mode is the project’s coverage-recovery configuration: it returns the generative answer when the support gate passes, falls back to the top retrieved paragraph verbatim (with its citation) when generation is unsafe but retrieval is strong, and abstains otherwise. The fallback overlap threshold was tuned on the dev split to the lowest value that keeps unanswerable abstention at 100% (see</w:t>
+        <w:t xml:space="preserve">B5 is therefore not a better generator; it is a safer high-coverage audit mode, using extractive evidence when fluent generation would create unnecessary risk. B4 Conservative Hybrid Mode is the project’s coverage-recovery configuration: it returns the generative answer when the support gate passes, falls back to the top retrieved paragraph verbatim (with its citation) when generation is unsafe but retrieval is strong, and abstains otherwise. The fallback overlap threshold was tuned on the dev split to the lowest value that keeps unanswerable abstention at 100% (see</w:t>
       </w:r>
       <w:r>
         <w:t xml:space="preserve"> </w:t>
@@ -13097,7 +13036,7 @@
         <w:drawing>
           <wp:inline>
             <wp:extent cx="3657600" cy="2360540"/>
-            <wp:docPr id="6" name="Picture 6"/>
+            <wp:docPr id="5" name="Picture 5"/>
             <wp:cNvGraphicFramePr>
               <a:graphicFrameLocks noChangeAspect="1"/>
             </wp:cNvGraphicFramePr>
@@ -13139,7 +13078,7 @@
           <w:iCs/>
           <w:sz w:val="20"/>
         </w:rPr>
-        <w:t xml:space="preserve">Figure 4.2: Retrieval quality, B2 vs B3 on Recall@5, MRR, and Precision@5.</w:t>
+        <w:t xml:space="preserve">Figure 4.2: Retrieval quality on the corrected v2 generative replay (BM25 backend): B2 vs B3 on Evidence Recall@5, MRR and Citation Precision. The hybrid backend uplift (Recall@5 73.0% → 78.0%, MRR 0.76 → 0.87) used by the extractive and B5 configurations is reported in Table 4.3.</w:t>
       </w:r>
     </w:p>
     <w:bookmarkEnd w:id="72"/>
@@ -13572,7 +13511,7 @@
         <w:drawing>
           <wp:inline>
             <wp:extent cx="3657600" cy="2298275"/>
-            <wp:docPr id="7" name="Picture 7"/>
+            <wp:docPr id="6" name="Picture 6"/>
             <wp:cNvGraphicFramePr>
               <a:graphicFrameLocks noChangeAspect="1"/>
             </wp:cNvGraphicFramePr>
@@ -13702,7 +13641,7 @@
         <w:drawing>
           <wp:inline>
             <wp:extent cx="3657600" cy="2596502"/>
-            <wp:docPr id="8" name="Picture 8"/>
+            <wp:docPr id="7" name="Picture 7"/>
             <wp:cNvGraphicFramePr>
               <a:graphicFrameLocks noChangeAspect="1"/>
             </wp:cNvGraphicFramePr>
@@ -13866,13 +13805,13 @@
           <w:b/>
           <w:bCs/>
         </w:rPr>
-        <w:t xml:space="preserve">BM25-specific retuning diagnostic.</w:t>
-      </w:r>
-      <w:r>
-        <w:t xml:space="preserve"> </w:t>
-      </w:r>
-      <w:r>
-        <w:t xml:space="preserve">Because the final reproducible run uses the BM25 fallback backend (§3.3), I replayed the post-LLM support-rate gate over the retained B3-Generative</w:t>
+        <w:t xml:space="preserve">BM25-specific retuning diagnostic (original-label / pre-audit).</w:t>
+      </w:r>
+      <w:r>
+        <w:t xml:space="preserve"> </w:t>
+      </w:r>
+      <w:r>
+        <w:t xml:space="preserve">This sweep was run on the BM25-source generative</w:t>
       </w:r>
       <w:r>
         <w:t xml:space="preserve"> </w:t>
@@ -13887,7 +13826,7 @@
         <w:t xml:space="preserve"> </w:t>
       </w:r>
       <w:r>
-        <w:t xml:space="preserve">at finer granularity (τ in steps of 0.01) and added a per-τ response-level Ungrounded Rate column that the original sweep does not report. The selection rule fixes Answer Rate as the objective subject to two safety constraints used elsewhere in the dissertation: Abstention Accuracy ≥ 80% (Objective 4 / FR2) and response-level Ungrounded Rate ≤ 5% (Objective 1 / FR1). Under that rule, the feasible region collapses to the plateau τ ∈ [0.70, 1.00], over which Answer Rate is constant at 25.0%, Abstention Accuracy at 94.1%, and response-level Ungrounded Rate at 0%. The shipped τ = 0.80 already sits on this plateau, and no τ inside the safety envelope recovers additional coverage. Below the plateau the support-rate gate begins admitting answers whose claim-level support rate is incomplete: response-level Ungrounded Rate jumps from 0% at τ = 0.70 to 45% at τ = 0.65, which the earlier (Answer Rate vs Abstention Accuracy only) view did not surface. The retuning analysis therefore strengthens the operating-frontier framing: the 25% Answer Rate is the</w:t>
+        <w:t xml:space="preserve">against the pre-audit v1 labels, before the four label corrections audited in Appendix B.7.5. Because the final reproducible run uses the BM25 fallback backend (§3.3), I replayed the post-LLM support-rate gate at finer granularity (τ in steps of 0.01) and added a per-τ response-level Ungrounded Rate column that the original sweep does not report. The selection rule fixes Answer Rate as the objective subject to two safety constraints used elsewhere in the dissertation: Abstention Accuracy ≥ 80% (Objective 4 / FR2) and response-level Ungrounded Rate ≤ 5% (Objective 1 / FR1). Under that rule, the feasible region collapses to the plateau τ ∈ [0.70, 1.00], over which Answer Rate is constant at 25.0%, Abstention Accuracy at 94.1% (pre-audit; under corrected v2 labels B3-Generative AbsAcc is 100% across the 13 unanswerable queries — see Table 4.2), and response-level Ungrounded Rate at 0%. The shipped τ = 0.80 already sits on this plateau, and no τ inside the safety envelope recovers additional coverage. Below the plateau the support-rate gate begins admitting answers whose claim-level support rate is incomplete: response-level Ungrounded Rate jumps from 0% at τ = 0.70 to 45% at τ = 0.65, which the earlier (Answer Rate vs Abstention Accuracy only) view did not surface. The retuning analysis therefore strengthens the operating-frontier framing: the 25% Answer Rate is the</w:t>
       </w:r>
       <w:r>
         <w:t xml:space="preserve"> </w:t>
@@ -17864,7 +17803,7 @@
         <w:jc w:val="both"/>
       </w:pPr>
       <w:r>
-        <w:t xml:space="preserve">On a small public-guidance corpus drawn from NCSC, ICO and ACAS material, the system’s conservative grounding behaviour held: every cited answer was a verbatim retrieved paragraph and no fabricated citation was produced. The corpus is supplementary to the synthetic benchmark, not a replacement (8 documents, 249 paragraphs, a 20-query test set covering 12 answerable, 4 unanswerable, and 4 ambiguous-evidence cases). Only the Extractive pipeline was run because no LLM API key was used; provenance, licence, and access dates are recorded in Appendix B.11, and a generative transfer test remains future work in §5.3.</w:t>
+        <w:t xml:space="preserve">On a small public-guidance corpus drawn from NCSC, ICO and ACAS material, the system’s conservative grounding behaviour held: every cited answer was a verbatim retrieved paragraph and no fabricated citation was produced. The corpus is supplementary to the corrected-v2 headline benchmark. The synthetic column below is the transfer-control slice used by the transfer-evaluation script, so it should not be read as another copy of the Table 4.2 headline split (8 documents, 249 paragraphs, a 20-query test set covering 12 answerable, 4 unanswerable, and 4 ambiguous-evidence cases). Only the Extractive pipeline was run because no LLM API key was used; provenance, licence, and access dates are recorded in Appendix B.11, and a generative transfer test remains future work in §5.3.</w:t>
       </w:r>
     </w:p>
     <w:p>
@@ -17882,7 +17821,40 @@
           <w:bCs/>
           <w:sz w:val="21"/>
         </w:rPr>
-        <w:t xml:space="preserve">Table 4.10: Synthetic test split versus public-guidance transfer set (Extractive Mode).</w:t>
+        <w:t xml:space="preserve">Table 4.10: Supplementary extractive-only transfer comparison. The synthetic column is the transfer-control slice used by</w:t>
+      </w:r>
+      <w:r>
+        <w:rPr>
+          <w:b/>
+          <w:bCs/>
+          <w:sz w:val="21"/>
+        </w:rPr>
+        <w:t xml:space="preserve"> </w:t>
+      </w:r>
+      <w:r>
+        <w:rPr>
+          <w:rStyle w:val="VerbatimChar"/>
+          <w:b/>
+          <w:bCs/>
+          <w:sz w:val="21"/>
+        </w:rPr>
+        <w:t xml:space="preserve">scripts/run_transfer_eval.py</w:t>
+      </w:r>
+      <w:r>
+        <w:rPr>
+          <w:b/>
+          <w:bCs/>
+          <w:sz w:val="21"/>
+        </w:rPr>
+        <w:t xml:space="preserve"> </w:t>
+      </w:r>
+      <w:r>
+        <w:rPr>
+          <w:b/>
+          <w:bCs/>
+          <w:sz w:val="21"/>
+        </w:rPr>
+        <w:t xml:space="preserve">and is not the corrected-v2 headline denominator used in Table 4.2.</w:t>
       </w:r>
     </w:p>
     <w:tbl>
@@ -18610,7 +18582,7 @@
         <w:jc w:val="both"/>
       </w:pPr>
       <w:r>
-        <w:t xml:space="preserve">The useful result is modest but still important. On this small extractive-only transfer set, the system did not fabricate cited answers: it either quoted the retrieved evidence or abstained. Coverage was also similar to the synthetic test split, with a 91.7% Answer Rate compared with 88%. The weaker result is retrieval. Evidence Recall@5 fell from 73.4% on the synthetic test split to 52.1% on the transfer set (a roughly 30% relative drop), and one unanswerable query about Cisco router configuration was answered too confidently because BM25 matched NCSC device-security guidance on the word</w:t>
+        <w:t xml:space="preserve">The useful result is modest but still important. On this small extractive-only transfer set, the system did not fabricate cited answers: it either quoted the retrieved evidence or abstained. Coverage was similar to the synthetic transfer-control slice, with a 91.7% Answer Rate compared with 88%. The weaker result is retrieval. Evidence Recall@5 fell from 73.4% on the transfer-control slice to 52.1% on the public-guidance transfer set (a roughly 30% relative drop), and one unanswerable query about Cisco router configuration was answered too confidently because BM25 matched NCSC device-security guidance on the word</w:t>
       </w:r>
       <w:r>
         <w:t xml:space="preserve"> </w:t>
@@ -19988,7 +19960,7 @@
         <w:jc w:val="both"/>
       </w:pPr>
       <w:r>
-        <w:t xml:space="preserve">The remaining open issue is generative coverage. The §4.5 sweep showed 25% is the maximum attainable under the dual safety constraints on the BM25-fallback outputs. B4 addresses this by degrading gracefully: when generation fails the support gate and retrieval is strong, B4 returns the retrieved paragraph verbatim with its citation. The cost of high coverage in this closed-corpus setting is paid as controlled extractive degradation rather than relaxed safety.</w:t>
+        <w:t xml:space="preserve">The remaining open issue is generative coverage. The §4.5 sweep showed 25% is the maximum attainable under the dual safety constraints on the BM25-fallback outputs. B4 addresses this by degrading gracefully: when generation fails the support gate and retrieval is strong, B4 returns the retrieved paragraph verbatim with its citation. In this project, the safest way to recover coverage is not to relax verification, but to degrade deliberately into cited extractive evidence.</w:t>
       </w:r>
     </w:p>
     <w:bookmarkEnd w:id="82"/>
@@ -20060,7 +20032,7 @@
         <w:jc w:val="both"/>
       </w:pPr>
       <w:r>
-        <w:t xml:space="preserve">The first is that, of the four reliability layers, cross-encoder reranking did the most work in these ablations (§4.6). Removing it degraded every headline metric more than removing any other single component. For closed corpora of this size (under 2,000 paragraphs), a reranker is worth the engineering effort before trying more elaborate alternatives such as LLM self-evaluation or multi-step verification chains. The reranker cost on consumer hardware was around 1.8 s per query — acceptable for a non-real-time policy use-case.</w:t>
+        <w:t xml:space="preserve">The first is that, of the four reliability layers, cross-encoder reranking did the most work in these ablations (§4.6). Removing it caused the largest collapse in coverage and practical utility, with Answer Rate falling to 0%. It did not degrade every numerical column — Abstention Accuracy rises when the system refuses everything — but it showed that reranking is the load-bearing component for useful answering. For closed corpora of this size (under 2,000 paragraphs), a reranker is worth the engineering effort before trying more elaborate alternatives such as LLM self-evaluation or multi-step verification chains. The reranker cost on consumer hardware was around 1.8 s per query — acceptable for a non-real-time policy use-case.</w:t>
       </w:r>
     </w:p>
     <w:p>
@@ -20202,7 +20174,7 @@
         <w:jc w:val="both"/>
       </w:pPr>
       <w:r>
-        <w:t xml:space="preserve">The nearest future-work technical step is NLI-based verification (FEVER- or SciFact-style entailment models) as a backstop for borderline claims (Thorne et al., 2018; Wadden et al., 2020), addressing the L3 ceiling. The second priority is domain-adapted embeddings on legal NLP corpora (Chalkidis et al., 2020). A stronger evaluation would expand the golden set to 200+ queries, compare two LLM families, and validate on a real organisational corpus with an industry partner. In reflection, designing this evaluation was harder than building the reliability features: a safety-first RAG system cannot be judged by answer rate alone.</w:t>
+        <w:t xml:space="preserve">The nearest future-work technical step is NLI-based verification (FEVER- or SciFact-style entailment models) as a backstop for borderline claims (Thorne et al., 2018; Wadden et al., 2020), addressing the L3 ceiling. The second priority is domain-adapted embeddings on legal NLP corpora (Chalkidis et al., 2020). A stronger evaluation would expand the golden set to 200+ queries, compare two LLM families, and validate on a real organisational corpus with an industry partner. In reflection, designing this evaluation was harder than building the reliability features: a safety-first RAG system cannot be judged by answer rate alone. The main lesson I take from the project is that reliability in policy QA is less about making the model sound confident, and more about deciding, explicitly and reproducibly, when the system is allowed to speak.</w:t>
       </w:r>
     </w:p>
     <w:bookmarkEnd w:id="86"/>
@@ -24839,7 +24811,7 @@
         <w:drawing>
           <wp:inline>
             <wp:extent cx="4572000" cy="2773699"/>
-            <wp:docPr id="9" name="Picture 9"/>
+            <wp:docPr id="8" name="Picture 8"/>
             <wp:cNvGraphicFramePr>
               <a:graphicFrameLocks noChangeAspect="1"/>
             </wp:cNvGraphicFramePr>
@@ -24921,7 +24893,7 @@
         <w:drawing>
           <wp:inline>
             <wp:extent cx="4572000" cy="2773699"/>
-            <wp:docPr id="10" name="Picture 10"/>
+            <wp:docPr id="9" name="Picture 9"/>
             <wp:cNvGraphicFramePr>
               <a:graphicFrameLocks noChangeAspect="1"/>
             </wp:cNvGraphicFramePr>
@@ -24994,7 +24966,7 @@
         <w:drawing>
           <wp:inline>
             <wp:extent cx="4572000" cy="2773699"/>
-            <wp:docPr id="11" name="Picture 11"/>
+            <wp:docPr id="10" name="Picture 10"/>
             <wp:cNvGraphicFramePr>
               <a:graphicFrameLocks noChangeAspect="1"/>
             </wp:cNvGraphicFramePr>
@@ -25131,7 +25103,7 @@
         <w:jc w:val="both"/>
       </w:pPr>
       <w:r>
-        <w:t xml:space="preserve">Selected point in the final run: τ = 1.00, Answer Rate 25.0%, Abstention Accuracy 94.1%, response-level Ungrounded Rate 0.0%, n_answered = 12, n_abstained = 51. The selection rule’s feasible region under the dual safety constraints is τ ∈ [0.70, 1.00]; Answer Rate is flat at 25.0% across that whole region, so the coverage uplift over the shipped τ = 0.80 is 0.0 percentage points (</w:t>
+        <w:t xml:space="preserve">Selected point in the final run (original-label / pre-audit diagnostic; the corrected-v2 headline metrics are reported in Table 4.2 and Table 4.11): τ = 1.00, Answer Rate 25.0%, Abstention Accuracy 94.1% (pre-audit), response-level Ungrounded Rate 0.0%, n_answered = 12, n_abstained = 51. The selection rule’s feasible region under the dual safety constraints is τ ∈ [0.70, 1.00]; Answer Rate is flat at 25.0% across that whole region, so the coverage uplift over the shipped τ = 0.80 is 0.0 percentage points (</w:t>
       </w:r>
       <w:r>
         <w:rPr>
@@ -37943,79 +37915,261 @@
                 <w:color w:val="000000"/>
                 <w:sz w:val="18"/>
               </w:rPr>
-              <w:t xml:space="preserve">BM25 fallback used for the headline run</w:t>
-            </w:r>
-          </w:p>
-        </w:tc>
-        <w:tc>
-          <w:tcPr>
-            <w:tcMar>
-              <w:top w:w="60" w:type="dxa"/>
-              <w:bottom w:w="60" w:type="dxa"/>
-              <w:left w:w="100" w:type="dxa"/>
-              <w:right w:w="100" w:type="dxa"/>
-            </w:tcMar>
-          </w:tcPr>
-          <w:p>
-            <w:pPr>
-              <w:spacing w:line="276" w:lineRule="auto" w:before="0" w:after="0"/>
-              <w:jc w:val="left"/>
-            </w:pPr>
-            <w:r>
-              <w:rPr>
-                <w:rFonts w:ascii="Times New Roman" w:hAnsi="Times New Roman"/>
-                <w:color w:val="000000"/>
-                <w:sz w:val="18"/>
-              </w:rPr>
-              <w:t xml:space="preserve">Dense retrieval result is not reproduced in the final environment</w:t>
-            </w:r>
-          </w:p>
-        </w:tc>
-        <w:tc>
-          <w:tcPr>
-            <w:tcMar>
-              <w:top w:w="60" w:type="dxa"/>
-              <w:bottom w:w="60" w:type="dxa"/>
-              <w:left w:w="100" w:type="dxa"/>
-              <w:right w:w="100" w:type="dxa"/>
-            </w:tcMar>
-          </w:tcPr>
-          <w:p>
-            <w:pPr>
-              <w:spacing w:line="276" w:lineRule="auto" w:before="0" w:after="0"/>
-              <w:jc w:val="left"/>
-            </w:pPr>
-            <w:r>
-              <w:rPr>
-                <w:rFonts w:ascii="Times New Roman" w:hAnsi="Times New Roman"/>
-                <w:color w:val="000000"/>
-                <w:sz w:val="18"/>
-              </w:rPr>
-              <w:t xml:space="preserve">Backend provenance recorded per run; dev-phase dense numbers reported alongside</w:t>
-            </w:r>
-          </w:p>
-        </w:tc>
-        <w:tc>
-          <w:tcPr>
-            <w:tcMar>
-              <w:top w:w="60" w:type="dxa"/>
-              <w:bottom w:w="60" w:type="dxa"/>
-              <w:left w:w="100" w:type="dxa"/>
-              <w:right w:w="100" w:type="dxa"/>
-            </w:tcMar>
-          </w:tcPr>
-          <w:p>
-            <w:pPr>
-              <w:spacing w:line="276" w:lineRule="auto" w:before="0" w:after="0"/>
-              <w:jc w:val="left"/>
-            </w:pPr>
-            <w:r>
-              <w:rPr>
-                <w:rFonts w:ascii="Times New Roman" w:hAnsi="Times New Roman"/>
-                <w:color w:val="000000"/>
-                <w:sz w:val="18"/>
-              </w:rPr>
-              <w:t xml:space="preserve">The headline retrieval metric (Recall@5 = 73.9%) understates the design’s intended dense performance</w:t>
+              <w:t xml:space="preserve">Mixed backend provenance across generative replay and hybrid extractive/B5 runs</w:t>
+            </w:r>
+          </w:p>
+        </w:tc>
+        <w:tc>
+          <w:tcPr>
+            <w:tcMar>
+              <w:top w:w="60" w:type="dxa"/>
+              <w:bottom w:w="60" w:type="dxa"/>
+              <w:left w:w="100" w:type="dxa"/>
+              <w:right w:w="100" w:type="dxa"/>
+            </w:tcMar>
+          </w:tcPr>
+          <w:p>
+            <w:pPr>
+              <w:spacing w:line="276" w:lineRule="auto" w:before="0" w:after="0"/>
+              <w:jc w:val="left"/>
+            </w:pPr>
+            <w:r>
+              <w:rPr>
+                <w:rFonts w:ascii="Times New Roman" w:hAnsi="Times New Roman"/>
+                <w:color w:val="000000"/>
+                <w:sz w:val="18"/>
+              </w:rPr>
+              <w:t xml:space="preserve">B3-Generative is replayed from retained BM25-source outputs while B3-Extractive and B5 use the reproducible hybrid dense+BM25 backend; a reader could misinterpret all rows as using the same backend</w:t>
+            </w:r>
+          </w:p>
+        </w:tc>
+        <w:tc>
+          <w:tcPr>
+            <w:tcMar>
+              <w:top w:w="60" w:type="dxa"/>
+              <w:bottom w:w="60" w:type="dxa"/>
+              <w:left w:w="100" w:type="dxa"/>
+              <w:right w:w="100" w:type="dxa"/>
+            </w:tcMar>
+          </w:tcPr>
+          <w:p>
+            <w:pPr>
+              <w:spacing w:line="276" w:lineRule="auto" w:before="0" w:after="0"/>
+              <w:jc w:val="left"/>
+            </w:pPr>
+            <w:r>
+              <w:rPr>
+                <w:rFonts w:ascii="Times New Roman" w:hAnsi="Times New Roman"/>
+                <w:color w:val="000000"/>
+                <w:sz w:val="18"/>
+              </w:rPr>
+              <w:t xml:space="preserve">Each</w:t>
+            </w:r>
+            <w:r>
+              <w:rPr>
+                <w:rFonts w:ascii="Times New Roman" w:hAnsi="Times New Roman"/>
+                <w:color w:val="000000"/>
+                <w:sz w:val="18"/>
+              </w:rPr>
+              <w:t xml:space="preserve"> </w:t>
+            </w:r>
+            <w:r>
+              <w:rPr>
+                <w:rStyle w:val="VerbatimChar"/>
+                <w:rFonts w:ascii="Times New Roman" w:hAnsi="Times New Roman"/>
+                <w:color w:val="000000"/>
+                <w:sz w:val="18"/>
+              </w:rPr>
+              <w:t>run_​config.json</w:t>
+            </w:r>
+            <w:r>
+              <w:rPr>
+                <w:rFonts w:ascii="Times New Roman" w:hAnsi="Times New Roman"/>
+                <w:color w:val="000000"/>
+                <w:sz w:val="18"/>
+              </w:rPr>
+              <w:t xml:space="preserve"> </w:t>
+            </w:r>
+            <w:r>
+              <w:rPr>
+                <w:rFonts w:ascii="Times New Roman" w:hAnsi="Times New Roman"/>
+                <w:color w:val="000000"/>
+                <w:sz w:val="18"/>
+              </w:rPr>
+              <w:t xml:space="preserve">records</w:t>
+            </w:r>
+            <w:r>
+              <w:rPr>
+                <w:rFonts w:ascii="Times New Roman" w:hAnsi="Times New Roman"/>
+                <w:color w:val="000000"/>
+                <w:sz w:val="18"/>
+              </w:rPr>
+              <w:t xml:space="preserve"> </w:t>
+            </w:r>
+            <w:r>
+              <w:rPr>
+                <w:rStyle w:val="VerbatimChar"/>
+                <w:rFonts w:ascii="Times New Roman" w:hAnsi="Times New Roman"/>
+                <w:color w:val="000000"/>
+                <w:sz w:val="18"/>
+              </w:rPr>
+              <w:t xml:space="preserve">backend_requested</w:t>
+            </w:r>
+            <w:r>
+              <w:rPr>
+                <w:rFonts w:ascii="Times New Roman" w:hAnsi="Times New Roman"/>
+                <w:color w:val="000000"/>
+                <w:sz w:val="18"/>
+              </w:rPr>
+              <w:t xml:space="preserve">,</w:t>
+            </w:r>
+            <w:r>
+              <w:rPr>
+                <w:rFonts w:ascii="Times New Roman" w:hAnsi="Times New Roman"/>
+                <w:color w:val="000000"/>
+                <w:sz w:val="18"/>
+              </w:rPr>
+              <w:t xml:space="preserve"> </w:t>
+            </w:r>
+            <w:r>
+              <w:rPr>
+                <w:rStyle w:val="VerbatimChar"/>
+                <w:rFonts w:ascii="Times New Roman" w:hAnsi="Times New Roman"/>
+                <w:color w:val="000000"/>
+                <w:sz w:val="18"/>
+              </w:rPr>
+              <w:t xml:space="preserve">backend_used</w:t>
+            </w:r>
+            <w:r>
+              <w:rPr>
+                <w:rFonts w:ascii="Times New Roman" w:hAnsi="Times New Roman"/>
+                <w:color w:val="000000"/>
+                <w:sz w:val="18"/>
+              </w:rPr>
+              <w:t xml:space="preserve">,</w:t>
+            </w:r>
+            <w:r>
+              <w:rPr>
+                <w:rFonts w:ascii="Times New Roman" w:hAnsi="Times New Roman"/>
+                <w:color w:val="000000"/>
+                <w:sz w:val="18"/>
+              </w:rPr>
+              <w:t xml:space="preserve"> </w:t>
+            </w:r>
+            <w:r>
+              <w:rPr>
+                <w:rStyle w:val="VerbatimChar"/>
+                <w:rFonts w:ascii="Times New Roman" w:hAnsi="Times New Roman"/>
+                <w:color w:val="000000"/>
+                <w:sz w:val="18"/>
+              </w:rPr>
+              <w:t xml:space="preserve">replay_source_run</w:t>
+            </w:r>
+            <w:r>
+              <w:rPr>
+                <w:rFonts w:ascii="Times New Roman" w:hAnsi="Times New Roman"/>
+                <w:color w:val="000000"/>
+                <w:sz w:val="18"/>
+              </w:rPr>
+              <w:t xml:space="preserve"> </w:t>
+            </w:r>
+            <w:r>
+              <w:rPr>
+                <w:rFonts w:ascii="Times New Roman" w:hAnsi="Times New Roman"/>
+                <w:color w:val="000000"/>
+                <w:sz w:val="18"/>
+              </w:rPr>
+              <w:t xml:space="preserve">where applicable, and</w:t>
+            </w:r>
+            <w:r>
+              <w:rPr>
+                <w:rFonts w:ascii="Times New Roman" w:hAnsi="Times New Roman"/>
+                <w:color w:val="000000"/>
+                <w:sz w:val="18"/>
+              </w:rPr>
+              <w:t xml:space="preserve"> </w:t>
+            </w:r>
+            <w:r>
+              <w:rPr>
+                <w:rStyle w:val="VerbatimChar"/>
+                <w:rFonts w:ascii="Times New Roman" w:hAnsi="Times New Roman"/>
+                <w:color w:val="000000"/>
+                <w:sz w:val="18"/>
+              </w:rPr>
+              <w:t xml:space="preserve">dense_index_sha</w:t>
+            </w:r>
+            <w:r>
+              <w:rPr>
+                <w:rFonts w:ascii="Times New Roman" w:hAnsi="Times New Roman"/>
+                <w:color w:val="000000"/>
+                <w:sz w:val="18"/>
+              </w:rPr>
+              <w:t xml:space="preserve"> </w:t>
+            </w:r>
+            <w:r>
+              <w:rPr>
+                <w:rFonts w:ascii="Times New Roman" w:hAnsi="Times New Roman"/>
+                <w:color w:val="000000"/>
+                <w:sz w:val="18"/>
+              </w:rPr>
+              <w:t xml:space="preserve">where relevant. Tables 4.2 and 4.3 state backend provenance explicitly, and</w:t>
+            </w:r>
+            <w:r>
+              <w:rPr>
+                <w:rFonts w:ascii="Times New Roman" w:hAnsi="Times New Roman"/>
+                <w:color w:val="000000"/>
+                <w:sz w:val="18"/>
+              </w:rPr>
+              <w:t xml:space="preserve"> </w:t>
+            </w:r>
+            <w:r>
+              <w:rPr>
+                <w:rStyle w:val="VerbatimChar"/>
+                <w:rFonts w:ascii="Times New Roman" w:hAnsi="Times New Roman"/>
+                <w:color w:val="000000"/>
+                <w:sz w:val="18"/>
+              </w:rPr>
+              <w:t>verify_​artifacts.py</w:t>
+            </w:r>
+            <w:r>
+              <w:rPr>
+                <w:rFonts w:ascii="Times New Roman" w:hAnsi="Times New Roman"/>
+                <w:color w:val="000000"/>
+                <w:sz w:val="18"/>
+              </w:rPr>
+              <w:t xml:space="preserve"> </w:t>
+            </w:r>
+            <w:r>
+              <w:rPr>
+                <w:rFonts w:ascii="Times New Roman" w:hAnsi="Times New Roman"/>
+                <w:color w:val="000000"/>
+                <w:sz w:val="18"/>
+              </w:rPr>
+              <w:t xml:space="preserve">treats expected replay provenance as an expected notice rather than silent fallback</w:t>
+            </w:r>
+          </w:p>
+        </w:tc>
+        <w:tc>
+          <w:tcPr>
+            <w:tcMar>
+              <w:top w:w="60" w:type="dxa"/>
+              <w:bottom w:w="60" w:type="dxa"/>
+              <w:left w:w="100" w:type="dxa"/>
+              <w:right w:w="100" w:type="dxa"/>
+            </w:tcMar>
+          </w:tcPr>
+          <w:p>
+            <w:pPr>
+              <w:spacing w:line="276" w:lineRule="auto" w:before="0" w:after="0"/>
+              <w:jc w:val="left"/>
+            </w:pPr>
+            <w:r>
+              <w:rPr>
+                <w:rFonts w:ascii="Times New Roman" w:hAnsi="Times New Roman"/>
+                <w:color w:val="000000"/>
+                <w:sz w:val="18"/>
+              </w:rPr>
+              <w:t xml:space="preserve">The generative configuration was not re-run live on the hybrid backend because no API key / quota was available at final packaging time. B5 provides the high-coverage audit mode; B3-Generative remains the strict low-coverage generative frontier</w:t>
             </w:r>
           </w:p>
         </w:tc>

--- a/docs/report/build_assets/Final_Report_Nathaniel_Sebastian_201715051.docx
+++ b/docs/report/build_assets/Final_Report_Nathaniel_Sebastian_201715051.docx
@@ -384,7 +384,7 @@
                 <w:color w:val="000000"/>
                 <w:sz w:val="20"/>
               </w:rPr>
-              <w:t xml:space="preserve">Uploaded to Minerva, 13/05/2026</w:t>
+              <w:t xml:space="preserve">Uploaded to Minerva final submission point, 13/05/2026</w:t>
             </w:r>
           </w:p>
         </w:tc>
@@ -2078,7 +2078,7 @@
           <w:u w:val="none"/>
         </w:rPr>
         <w:tab/>
-        <w:t xml:space="preserve">20</w:t>
+        <w:t xml:space="preserve">19</w:t>
       </w:r>
     </w:p>
     <w:p>
@@ -2109,7 +2109,7 @@
           <w:u w:val="none"/>
         </w:rPr>
         <w:tab/>
-        <w:t xml:space="preserve">21</w:t>
+        <w:t xml:space="preserve">20</w:t>
       </w:r>
     </w:p>
     <w:p>
@@ -2140,7 +2140,7 @@
           <w:u w:val="none"/>
         </w:rPr>
         <w:tab/>
-        <w:t xml:space="preserve">23</w:t>
+        <w:t xml:space="preserve">22</w:t>
       </w:r>
     </w:p>
     <w:p>
@@ -2171,7 +2171,7 @@
           <w:u w:val="none"/>
         </w:rPr>
         <w:tab/>
-        <w:t xml:space="preserve">24</w:t>
+        <w:t xml:space="preserve">22</w:t>
       </w:r>
     </w:p>
     <w:p>
@@ -2202,7 +2202,7 @@
           <w:u w:val="none"/>
         </w:rPr>
         <w:tab/>
-        <w:t xml:space="preserve">24</w:t>
+        <w:t xml:space="preserve">23</w:t>
       </w:r>
     </w:p>
     <w:p>
@@ -2233,7 +2233,7 @@
           <w:u w:val="none"/>
         </w:rPr>
         <w:tab/>
-        <w:t xml:space="preserve">25</w:t>
+        <w:t xml:space="preserve">24</w:t>
       </w:r>
     </w:p>
     <w:p>
@@ -2264,7 +2264,7 @@
           <w:u w:val="none"/>
         </w:rPr>
         <w:tab/>
-        <w:t xml:space="preserve">25</w:t>
+        <w:t xml:space="preserve">24</w:t>
       </w:r>
     </w:p>
     <w:p>
@@ -2295,7 +2295,7 @@
           <w:u w:val="none"/>
         </w:rPr>
         <w:tab/>
-        <w:t xml:space="preserve">26</w:t>
+        <w:t xml:space="preserve">25</w:t>
       </w:r>
     </w:p>
     <w:p>
@@ -2326,7 +2326,7 @@
           <w:u w:val="none"/>
         </w:rPr>
         <w:tab/>
-        <w:t xml:space="preserve">27</w:t>
+        <w:t xml:space="preserve">26</w:t>
       </w:r>
     </w:p>
     <w:p>
@@ -2357,7 +2357,7 @@
           <w:u w:val="none"/>
         </w:rPr>
         <w:tab/>
-        <w:t xml:space="preserve">28</w:t>
+        <w:t xml:space="preserve">26</w:t>
       </w:r>
     </w:p>
     <w:p>
@@ -2390,7 +2390,7 @@
           <w:b/>
         </w:rPr>
         <w:tab/>
-        <w:t xml:space="preserve">29</w:t>
+        <w:t xml:space="preserve">27</w:t>
       </w:r>
     </w:p>
     <w:p>
@@ -2421,7 +2421,7 @@
           <w:u w:val="none"/>
         </w:rPr>
         <w:tab/>
-        <w:t xml:space="preserve">29</w:t>
+        <w:t xml:space="preserve">27</w:t>
       </w:r>
     </w:p>
     <w:p>
@@ -2452,7 +2452,7 @@
           <w:u w:val="none"/>
         </w:rPr>
         <w:tab/>
-        <w:t xml:space="preserve">30</w:t>
+        <w:t xml:space="preserve">28</w:t>
       </w:r>
     </w:p>
     <w:p>
@@ -2483,7 +2483,7 @@
           <w:u w:val="none"/>
         </w:rPr>
         <w:tab/>
-        <w:t xml:space="preserve">31</w:t>
+        <w:t xml:space="preserve">29</w:t>
       </w:r>
     </w:p>
     <w:p>
@@ -2514,7 +2514,7 @@
           <w:u w:val="none"/>
         </w:rPr>
         <w:tab/>
-        <w:t xml:space="preserve">32</w:t>
+        <w:t xml:space="preserve">31</w:t>
       </w:r>
     </w:p>
     <w:p>
@@ -2547,7 +2547,7 @@
           <w:b/>
         </w:rPr>
         <w:tab/>
-        <w:t xml:space="preserve">36</w:t>
+        <w:t xml:space="preserve">35</w:t>
       </w:r>
     </w:p>
     <w:p>
@@ -2578,7 +2578,7 @@
           <w:u w:val="none"/>
         </w:rPr>
         <w:tab/>
-        <w:t xml:space="preserve">36</w:t>
+        <w:t xml:space="preserve">35</w:t>
       </w:r>
     </w:p>
     <w:p>
@@ -2609,7 +2609,7 @@
           <w:u w:val="none"/>
         </w:rPr>
         <w:tab/>
-        <w:t xml:space="preserve">37</w:t>
+        <w:t xml:space="preserve">36</w:t>
       </w:r>
     </w:p>
     <w:p>
@@ -2640,7 +2640,7 @@
           <w:u w:val="none"/>
         </w:rPr>
         <w:tab/>
-        <w:t xml:space="preserve">37</w:t>
+        <w:t xml:space="preserve">36</w:t>
       </w:r>
     </w:p>
     <w:p>
@@ -2673,7 +2673,7 @@
           <w:b/>
         </w:rPr>
         <w:tab/>
-        <w:t xml:space="preserve">41</w:t>
+        <w:t xml:space="preserve">40</w:t>
       </w:r>
     </w:p>
     <w:p>
@@ -2704,7 +2704,7 @@
           <w:u w:val="none"/>
         </w:rPr>
         <w:tab/>
-        <w:t xml:space="preserve">41</w:t>
+        <w:t xml:space="preserve">40</w:t>
       </w:r>
     </w:p>
     <w:p>
@@ -2735,7 +2735,7 @@
           <w:u w:val="none"/>
         </w:rPr>
         <w:tab/>
-        <w:t xml:space="preserve">41</w:t>
+        <w:t xml:space="preserve">40</w:t>
       </w:r>
     </w:p>
     <w:p>
@@ -2766,7 +2766,7 @@
           <w:u w:val="none"/>
         </w:rPr>
         <w:tab/>
-        <w:t xml:space="preserve">41</w:t>
+        <w:t xml:space="preserve">40</w:t>
       </w:r>
     </w:p>
     <w:p>
@@ -2797,7 +2797,7 @@
           <w:u w:val="none"/>
         </w:rPr>
         <w:tab/>
-        <w:t xml:space="preserve">42</w:t>
+        <w:t xml:space="preserve">41</w:t>
       </w:r>
     </w:p>
     <w:p>
@@ -2828,7 +2828,7 @@
           <w:u w:val="none"/>
         </w:rPr>
         <w:tab/>
-        <w:t xml:space="preserve">42</w:t>
+        <w:t xml:space="preserve">41</w:t>
       </w:r>
     </w:p>
     <w:p>
@@ -2859,7 +2859,7 @@
           <w:u w:val="none"/>
         </w:rPr>
         <w:tab/>
-        <w:t xml:space="preserve">44</w:t>
+        <w:t xml:space="preserve">43</w:t>
       </w:r>
     </w:p>
     <w:p>
@@ -2890,7 +2890,7 @@
           <w:u w:val="none"/>
         </w:rPr>
         <w:tab/>
-        <w:t xml:space="preserve">46</w:t>
+        <w:t xml:space="preserve">45</w:t>
       </w:r>
     </w:p>
     <w:p>
@@ -2921,7 +2921,7 @@
           <w:u w:val="none"/>
         </w:rPr>
         <w:tab/>
-        <w:t xml:space="preserve">52</w:t>
+        <w:t xml:space="preserve">51</w:t>
       </w:r>
     </w:p>
     <w:p>
@@ -2952,7 +2952,7 @@
           <w:u w:val="none"/>
         </w:rPr>
         <w:tab/>
-        <w:t xml:space="preserve">53</w:t>
+        <w:t xml:space="preserve">52</w:t>
       </w:r>
     </w:p>
     <w:p>
@@ -2983,7 +2983,7 @@
           <w:u w:val="none"/>
         </w:rPr>
         <w:tab/>
-        <w:t xml:space="preserve">54</w:t>
+        <w:t xml:space="preserve">53</w:t>
       </w:r>
     </w:p>
     <w:p>
@@ -3014,7 +3014,7 @@
           <w:u w:val="none"/>
         </w:rPr>
         <w:tab/>
-        <w:t xml:space="preserve">57</w:t>
+        <w:t xml:space="preserve">56</w:t>
       </w:r>
     </w:p>
     <w:p>
@@ -3045,7 +3045,7 @@
           <w:u w:val="none"/>
         </w:rPr>
         <w:tab/>
-        <w:t xml:space="preserve">58</w:t>
+        <w:t xml:space="preserve">57</w:t>
       </w:r>
     </w:p>
     <w:p>
@@ -3076,7 +3076,7 @@
           <w:u w:val="none"/>
         </w:rPr>
         <w:tab/>
-        <w:t xml:space="preserve">60</w:t>
+        <w:t xml:space="preserve">59</w:t>
       </w:r>
     </w:p>
     <w:bookmarkEnd w:id="37"/>
@@ -3200,7 +3200,7 @@
             <w:color w:val="000000"/>
             <w:u w:val="none"/>
           </w:rPr>
-          <w:t xml:space="preserve">Figure 4.1 Generative-baseline comparison on the corrected v2 golden set</w:t>
+          <w:t xml:space="preserve">Figure 4.1 Groundedness metrics: ungrounded rate and citation precision</w:t>
         </w:r>
       </w:hyperlink>
       <w:r>
@@ -3211,7 +3211,7 @@
           <w:u w:val="none"/>
         </w:rPr>
         <w:tab/>
-        <w:t xml:space="preserve">18</w:t>
+        <w:t xml:space="preserve">20</w:t>
       </w:r>
     </w:p>
     <w:p>
@@ -3231,7 +3231,7 @@
             <w:color w:val="000000"/>
             <w:u w:val="none"/>
           </w:rPr>
-          <w:t xml:space="preserve">Figure 4.2 Retrieval quality (BM25 replay): B2 vs B3</w:t>
+          <w:t xml:space="preserve">Figure 4.2 Operating curve: support-rate threshold sweep for B3-Generative</w:t>
         </w:r>
       </w:hyperlink>
       <w:r>
@@ -3243,68 +3243,6 @@
         </w:rPr>
         <w:tab/>
         <w:t xml:space="preserve">20</w:t>
-      </w:r>
-    </w:p>
-    <w:p>
-      <w:pPr>
-        <w:spacing w:line="288" w:lineRule="auto" w:before="0" w:after="40"/>
-        <w:ind w:left="280"/>
-        <w:jc w:val="both"/>
-        <w:tabs>
-          <w:tab w:val="right" w:leader="dot" w:pos="8420"/>
-        </w:tabs>
-      </w:pPr>
-      <w:hyperlink w:anchor="fig-4-3">
-        <w:r>
-          <w:rPr>
-            <w:rFonts w:ascii="Times New Roman" w:hAnsi="Times New Roman" w:cs="Times New Roman"/>
-            <w:sz w:val="22"/>
-            <w:color w:val="000000"/>
-            <w:u w:val="none"/>
-          </w:rPr>
-          <w:t xml:space="preserve">Figure 4.3 Groundedness metrics: ungrounded rate and citation precision</w:t>
-        </w:r>
-      </w:hyperlink>
-      <w:r>
-        <w:rPr>
-          <w:rFonts w:ascii="Times New Roman" w:hAnsi="Times New Roman" w:cs="Times New Roman"/>
-          <w:sz w:val="22"/>
-          <w:color w:val="000000"/>
-          <w:u w:val="none"/>
-        </w:rPr>
-        <w:tab/>
-        <w:t xml:space="preserve">21</w:t>
-      </w:r>
-    </w:p>
-    <w:p>
-      <w:pPr>
-        <w:spacing w:line="288" w:lineRule="auto" w:before="0" w:after="40"/>
-        <w:ind w:left="280"/>
-        <w:jc w:val="both"/>
-        <w:tabs>
-          <w:tab w:val="right" w:leader="dot" w:pos="8420"/>
-        </w:tabs>
-      </w:pPr>
-      <w:hyperlink w:anchor="fig-4-4">
-        <w:r>
-          <w:rPr>
-            <w:rFonts w:ascii="Times New Roman" w:hAnsi="Times New Roman" w:cs="Times New Roman"/>
-            <w:sz w:val="22"/>
-            <w:color w:val="000000"/>
-            <w:u w:val="none"/>
-          </w:rPr>
-          <w:t xml:space="preserve">Figure 4.4 Operating curve: support-rate threshold sweep for B3-Generative</w:t>
-        </w:r>
-      </w:hyperlink>
-      <w:r>
-        <w:rPr>
-          <w:rFonts w:ascii="Times New Roman" w:hAnsi="Times New Roman" w:cs="Times New Roman"/>
-          <w:sz w:val="22"/>
-          <w:color w:val="000000"/>
-          <w:u w:val="none"/>
-        </w:rPr>
-        <w:tab/>
-        <w:t xml:space="preserve">22</w:t>
       </w:r>
     </w:p>
     <w:p>
@@ -3335,7 +3273,7 @@
           <w:u w:val="none"/>
         </w:rPr>
         <w:tab/>
-        <w:t xml:space="preserve">47</w:t>
+        <w:t xml:space="preserve">46</w:t>
       </w:r>
     </w:p>
     <w:p>
@@ -3366,7 +3304,7 @@
           <w:u w:val="none"/>
         </w:rPr>
         <w:tab/>
-        <w:t xml:space="preserve">47</w:t>
+        <w:t xml:space="preserve">46</w:t>
       </w:r>
     </w:p>
     <w:p>
@@ -3397,7 +3335,7 @@
           <w:u w:val="none"/>
         </w:rPr>
         <w:tab/>
-        <w:t xml:space="preserve">48</w:t>
+        <w:t xml:space="preserve">47</w:t>
       </w:r>
     </w:p>
     <w:p>
@@ -3428,7 +3366,7 @@
           <w:u w:val="none"/>
         </w:rPr>
         <w:tab/>
-        <w:t xml:space="preserve">49</w:t>
+        <w:t xml:space="preserve">48</w:t>
       </w:r>
     </w:p>
     <w:p>
@@ -3459,7 +3397,7 @@
           <w:u w:val="none"/>
         </w:rPr>
         <w:tab/>
-        <w:t xml:space="preserve">50</w:t>
+        <w:t xml:space="preserve">49</w:t>
       </w:r>
     </w:p>
     <w:bookmarkEnd w:id="38"/>
@@ -3687,7 +3625,7 @@
           <w:u w:val="none"/>
         </w:rPr>
         <w:tab/>
-        <w:t xml:space="preserve">20</w:t>
+        <w:t xml:space="preserve">19</w:t>
       </w:r>
     </w:p>
     <w:p>
@@ -3718,7 +3656,7 @@
           <w:u w:val="none"/>
         </w:rPr>
         <w:tab/>
-        <w:t xml:space="preserve">23</w:t>
+        <w:t xml:space="preserve">22</w:t>
       </w:r>
     </w:p>
     <w:p>
@@ -3749,7 +3687,7 @@
           <w:u w:val="none"/>
         </w:rPr>
         <w:tab/>
-        <w:t xml:space="preserve">24</w:t>
+        <w:t xml:space="preserve">22</w:t>
       </w:r>
     </w:p>
     <w:p>
@@ -3780,7 +3718,7 @@
           <w:u w:val="none"/>
         </w:rPr>
         <w:tab/>
-        <w:t xml:space="preserve">24</w:t>
+        <w:t xml:space="preserve">23</w:t>
       </w:r>
     </w:p>
     <w:p>
@@ -3811,7 +3749,7 @@
           <w:u w:val="none"/>
         </w:rPr>
         <w:tab/>
-        <w:t xml:space="preserve">25</w:t>
+        <w:t xml:space="preserve">24</w:t>
       </w:r>
     </w:p>
     <w:p>
@@ -3842,7 +3780,7 @@
           <w:u w:val="none"/>
         </w:rPr>
         <w:tab/>
-        <w:t xml:space="preserve">26</w:t>
+        <w:t xml:space="preserve">24</w:t>
       </w:r>
     </w:p>
     <w:p>
@@ -3873,7 +3811,7 @@
           <w:u w:val="none"/>
         </w:rPr>
         <w:tab/>
-        <w:t xml:space="preserve">27</w:t>
+        <w:t xml:space="preserve">25</w:t>
       </w:r>
     </w:p>
     <w:p>
@@ -3904,7 +3842,7 @@
           <w:u w:val="none"/>
         </w:rPr>
         <w:tab/>
-        <w:t xml:space="preserve">27</w:t>
+        <w:t xml:space="preserve">26</w:t>
       </w:r>
     </w:p>
     <w:p>
@@ -3935,7 +3873,7 @@
           <w:u w:val="none"/>
         </w:rPr>
         <w:tab/>
-        <w:t xml:space="preserve">28</w:t>
+        <w:t xml:space="preserve">26</w:t>
       </w:r>
     </w:p>
     <w:p>
@@ -3966,7 +3904,7 @@
           <w:u w:val="none"/>
         </w:rPr>
         <w:tab/>
-        <w:t xml:space="preserve">52</w:t>
+        <w:t xml:space="preserve">51</w:t>
       </w:r>
     </w:p>
     <w:p>
@@ -3997,7 +3935,7 @@
           <w:u w:val="none"/>
         </w:rPr>
         <w:tab/>
-        <w:t xml:space="preserve">53</w:t>
+        <w:t xml:space="preserve">52</w:t>
       </w:r>
     </w:p>
     <w:p>
@@ -4028,7 +3966,7 @@
           <w:u w:val="none"/>
         </w:rPr>
         <w:tab/>
-        <w:t xml:space="preserve">55</w:t>
+        <w:t xml:space="preserve">54</w:t>
       </w:r>
     </w:p>
     <w:p>
@@ -4059,7 +3997,7 @@
           <w:u w:val="none"/>
         </w:rPr>
         <w:tab/>
-        <w:t xml:space="preserve">56</w:t>
+        <w:t xml:space="preserve">55</w:t>
       </w:r>
     </w:p>
     <w:p>
@@ -4090,7 +4028,7 @@
           <w:u w:val="none"/>
         </w:rPr>
         <w:tab/>
-        <w:t xml:space="preserve">58</w:t>
+        <w:t xml:space="preserve">57</w:t>
       </w:r>
     </w:p>
     <w:p>
@@ -4121,7 +4059,7 @@
           <w:u w:val="none"/>
         </w:rPr>
         <w:tab/>
-        <w:t xml:space="preserve">59</w:t>
+        <w:t xml:space="preserve">58</w:t>
       </w:r>
     </w:p>
     <w:p>
@@ -4159,7 +4097,7 @@
           <w:u w:val="none"/>
         </w:rPr>
         <w:tab/>
-        <w:t xml:space="preserve">60</w:t>
+        <w:t xml:space="preserve">59</w:t>
       </w:r>
     </w:p>
     <w:bookmarkEnd w:id="39"/>
@@ -6854,7 +6792,7 @@
         <w:jc w:val="both"/>
       </w:pPr>
       <w:r>
-        <w:t xml:space="preserve">The following decisions were the most consequential architectural trade-offs. Some of them were practical trade-offs given the project’s time and complexity budget rather than theoretically perfect choices, and I have tried to be explicit about that where it applies.</w:t>
+        <w:t xml:space="preserve">The following decisions were the most consequential architectural trade-offs. Some of them were practical trade-offs given the project’s time and complexity budget rather than theoretically perfect choices, and are stated explicitly where this applies.</w:t>
       </w:r>
     </w:p>
     <w:p>
@@ -6921,7 +6859,7 @@
         <w:t xml:space="preserve">“credential refresh”</w:t>
       </w:r>
       <w:r>
-        <w:t xml:space="preserve">) that lexical matching cannot resolve. The cross-encoder logit also gives me a useful confidence signal for the abstention gate, where bi-encoder cosine scores are poorly calibrated (Nogueira and Cho, 2019). The roughly 1.8s reranking latency was acceptable given the bounded corpus and the non-real-time nature of policy queries.</w:t>
+        <w:t xml:space="preserve">) that lexical matching cannot resolve. The cross-encoder logit also provides a useful confidence signal for the abstention gate, where bi-encoder cosine scores are poorly calibrated (Nogueira and Cho, 2019). The roughly 1.8s reranking latency was acceptable given the bounded corpus and the non-real-time nature of policy queries.</w:t>
       </w:r>
     </w:p>
     <w:p>
@@ -9693,7 +9631,7 @@
         <w:t xml:space="preserve">data/corpus/manifests/corpus_manifest.csv</w:t>
       </w:r>
       <w:r>
-        <w:t xml:space="preserve">. Together they cover remote work, leave, password rules and rotation, incident response, business-continuity testing, HR procedure, and data-protection impact assessment. Synthetic documents were used because real organisational policies are usually confidential and could not be redistributed in a reproducible submission package. This also let me build specific evaluation cases into the corpus, including deliberate contradictions between documents, vague wording for Critic Mode, and varied paragraph structures.</w:t>
+        <w:t xml:space="preserve">. Together they cover remote work, leave, password rules and rotation, incident response, business-continuity testing, HR procedure, and data-protection impact assessment. Synthetic documents were used because real organisational policies are usually confidential and could not be redistributed in a reproducible submission package. This also allowed specific evaluation cases to be built into the corpus, including deliberate contradictions between documents, vague wording for Critic Mode, and varied paragraph structures.</w:t>
       </w:r>
     </w:p>
     <w:p>
@@ -12560,25 +12498,8 @@
       <w:pPr>
         <w:jc w:val="both"/>
       </w:pPr>
-    </w:p>
-    <w:p>
-      <w:pPr>
-        <w:jc w:val="both"/>
-      </w:pPr>
-      <w:r>
-        <w:rPr>
-          <w:i/>
-          <w:iCs/>
-        </w:rPr>
-        <w:t xml:space="preserve">Figure 4.1: Generative-baseline comparison on the corrected v2 golden set. Bars show Answer Rate, Abstention Accuracy and surfaced response-level Ungrounded Rate for B1, B2 and B3-Generative. Error bars show the 95% bootstrap confidence interval for B3 (n = 63, 2,000 resamples; §4.12). The extractive and B5 configurations are not shown here; their headline numbers are in Table 4.2.</w:t>
-      </w:r>
-    </w:p>
-    <w:p>
-      <w:pPr>
-        <w:jc w:val="both"/>
-      </w:pPr>
-      <w:r>
-        <w:t xml:space="preserve">The prompt-only baseline answers every query without grounding (Ji et al., 2023). Naive RAG abstains just below the FR2 target as a side effect of irrelevant-context refusal, not verified-citation enforcement. The B3-Generative configuration is the chapter’s main case. The Ungrounded Rate is reported at the</w:t>
+      <w:r>
+        <w:t xml:space="preserve">The pattern in Table 4.2 is the main result: B3-Generative gives the strict low-coverage generative frontier, while B5 recovers high coverage through evidence-gated extractive answering. The prompt-only baseline answers every query without grounding (Ji et al., 2023). Naive RAG abstains just below the FR2 target as a side effect of irrelevant-context refusal, not verified-citation enforcement. The B3-Generative configuration is the chapter’s main case. The Ungrounded Rate is reported at the</w:t>
       </w:r>
       <w:r>
         <w:t xml:space="preserve"> </w:t>
@@ -12982,7 +12903,7 @@
         <w:jc w:val="both"/>
       </w:pPr>
       <w:r>
-        <w:t xml:space="preserve">Note: the hybrid backend recovers most of the retrieval-quality gap that the prior BM25 report documented as a residual limitation — Recall@5 improves by 5pp and MRR by 11 points. Backend provenance (requested, used, reason, dense_index_sha) is recorded in every</w:t>
+        <w:t xml:space="preserve">Table 4.3 shows the retrieval improvement directly: the hybrid backend raises Evidence Recall@5 from 73.0% to 78.0% and MRR from 0.76 to 0.87. Backend provenance (requested, used, reason, dense_index_sha) is recorded in every</w:t>
       </w:r>
       <w:r>
         <w:t xml:space="preserve"> </w:t>
@@ -13025,60 +12946,6 @@
       </w:r>
       <w:r>
         <w:t xml:space="preserve">rather than silently falling back, so this discrepancy can no longer occur unobserved. The reranker’s component-level contribution is isolated in the §4.6 ablation.</w:t>
-      </w:r>
-    </w:p>
-    <w:p>
-      <w:pPr>
-        <w:spacing w:before="40" w:after="0"/>
-        <w:jc w:val="center"/>
-      </w:pPr>
-      <w:r>
-        <w:drawing>
-          <wp:inline>
-            <wp:extent cx="3657600" cy="2360540"/>
-            <wp:docPr id="5" name="Picture 5"/>
-            <wp:cNvGraphicFramePr>
-              <a:graphicFrameLocks noChangeAspect="1"/>
-            </wp:cNvGraphicFramePr>
-            <a:graphic>
-              <a:graphicData uri="http://schemas.openxmlformats.org/drawingml/2006/picture">
-                <pic:pic>
-                  <pic:nvPicPr>
-                    <pic:cNvPr id="0" name="image.png"/>
-                    <pic:cNvPicPr/>
-                  </pic:nvPicPr>
-                  <pic:blipFill>
-                    <a:blip r:embed="rId5"/>
-                    <a:stretch>
-                      <a:fillRect/>
-                    </a:stretch>
-                  </pic:blipFill>
-                  <pic:spPr>
-                    <a:xfrm>
-                      <a:off x="0" y="0"/>
-                      <a:ext cx="3657600" cy="2360540"/>
-                    </a:xfrm>
-                    <a:prstGeom prst="rect"/>
-                  </pic:spPr>
-                </pic:pic>
-              </a:graphicData>
-            </a:graphic>
-          </wp:inline>
-        </w:drawing>
-      </w:r>
-    </w:p>
-    <w:p>
-      <w:pPr>
-        <w:spacing w:before="0" w:after="80"/>
-        <w:jc w:val="center"/>
-      </w:pPr>
-      <w:r>
-        <w:rPr>
-          <w:i/>
-          <w:iCs/>
-          <w:sz w:val="20"/>
-        </w:rPr>
-        <w:t xml:space="preserve">Figure 4.2: Retrieval quality on the corrected v2 generative replay (BM25 backend): B2 vs B3 on Evidence Recall@5, MRR and Citation Precision. The hybrid backend uplift (Recall@5 73.0% → 78.0%, MRR 0.76 → 0.87) used by the extractive and B5 configurations is reported in Table 4.3.</w:t>
       </w:r>
     </w:p>
     <w:bookmarkEnd w:id="72"/>
@@ -13504,56 +13371,19 @@
     </w:p>
     <w:p>
       <w:pPr>
-        <w:spacing w:before="40" w:after="0"/>
-        <w:jc w:val="center"/>
-      </w:pPr>
-      <w:r>
-        <w:drawing>
-          <wp:inline>
-            <wp:extent cx="3657600" cy="2298275"/>
-            <wp:docPr id="6" name="Picture 6"/>
-            <wp:cNvGraphicFramePr>
-              <a:graphicFrameLocks noChangeAspect="1"/>
-            </wp:cNvGraphicFramePr>
-            <a:graphic>
-              <a:graphicData uri="http://schemas.openxmlformats.org/drawingml/2006/picture">
-                <pic:pic>
-                  <pic:nvPicPr>
-                    <pic:cNvPr id="0" name="image.png"/>
-                    <pic:cNvPicPr/>
-                  </pic:nvPicPr>
-                  <pic:blipFill>
-                    <a:blip r:embed="rId6"/>
-                    <a:stretch>
-                      <a:fillRect/>
-                    </a:stretch>
-                  </pic:blipFill>
-                  <pic:spPr>
-                    <a:xfrm>
-                      <a:off x="0" y="0"/>
-                      <a:ext cx="3657600" cy="2298275"/>
-                    </a:xfrm>
-                    <a:prstGeom prst="rect"/>
-                  </pic:spPr>
-                </pic:pic>
-              </a:graphicData>
-            </a:graphic>
-          </wp:inline>
-        </w:drawing>
-      </w:r>
-    </w:p>
-    <w:p>
-      <w:pPr>
-        <w:spacing w:before="0" w:after="80"/>
-        <w:jc w:val="center"/>
+        <w:jc w:val="both"/>
+      </w:pPr>
+    </w:p>
+    <w:p>
+      <w:pPr>
+        <w:jc w:val="both"/>
       </w:pPr>
       <w:r>
         <w:rPr>
           <w:i/>
           <w:iCs/>
-          <w:sz w:val="20"/>
-        </w:rPr>
-        <w:t xml:space="preserve">Figure 4.3: Groundedness, Ungrounded Rate and Citation Precision before and after verification.</w:t>
+        </w:rPr>
+        <w:t xml:space="preserve">Figure 4.1: Groundedness, Ungrounded Rate and Citation Precision before and after verification.</w:t>
       </w:r>
     </w:p>
     <w:p>
@@ -13629,67 +13459,29 @@
         <w:jc w:val="both"/>
       </w:pPr>
       <w:r>
-        <w:t xml:space="preserve">Figure 4.4 is the clearest empirical characterisation of the system’s safety–coverage operating frontier. B3 has two refusal mechanisms: a retrieval-confidence gate before the LLM is called, and a support-rate gate after the LLM has produced an answer. In the final BM25-fallback evaluation, the first gate does little because every query receives the same maximum rerank value. The support-rate gate is therefore the meaningful threshold in this run, and the sweep shows how moving this threshold changes the balance between answer coverage and abstention accuracy.</w:t>
-      </w:r>
-    </w:p>
-    <w:p>
-      <w:pPr>
-        <w:spacing w:before="40" w:after="0"/>
-        <w:jc w:val="center"/>
-      </w:pPr>
-      <w:r>
-        <w:drawing>
-          <wp:inline>
-            <wp:extent cx="3657600" cy="2596502"/>
-            <wp:docPr id="7" name="Picture 7"/>
-            <wp:cNvGraphicFramePr>
-              <a:graphicFrameLocks noChangeAspect="1"/>
-            </wp:cNvGraphicFramePr>
-            <a:graphic>
-              <a:graphicData uri="http://schemas.openxmlformats.org/drawingml/2006/picture">
-                <pic:pic>
-                  <pic:nvPicPr>
-                    <pic:cNvPr id="0" name="image.png"/>
-                    <pic:cNvPicPr/>
-                  </pic:nvPicPr>
-                  <pic:blipFill>
-                    <a:blip r:embed="rId7"/>
-                    <a:stretch>
-                      <a:fillRect/>
-                    </a:stretch>
-                  </pic:blipFill>
-                  <pic:spPr>
-                    <a:xfrm>
-                      <a:off x="0" y="0"/>
-                      <a:ext cx="3657600" cy="2596502"/>
-                    </a:xfrm>
-                    <a:prstGeom prst="rect"/>
-                  </pic:spPr>
-                </pic:pic>
-              </a:graphicData>
-            </a:graphic>
-          </wp:inline>
-        </w:drawing>
-      </w:r>
-    </w:p>
-    <w:p>
-      <w:pPr>
-        <w:spacing w:before="0" w:after="80"/>
-        <w:jc w:val="center"/>
+        <w:t xml:space="preserve">Figure 4.2 is the clearest empirical characterisation of the system’s safety–coverage operating frontier. B3 has two refusal mechanisms: a retrieval-confidence gate before the LLM is called, and a support-rate gate after the LLM has produced an answer. In the final BM25-fallback evaluation, the first gate does little because every query receives the same maximum rerank value. The support-rate gate is therefore the meaningful threshold in this run, and the sweep shows how moving this threshold changes the balance between answer coverage and abstention accuracy.</w:t>
+      </w:r>
+    </w:p>
+    <w:p>
+      <w:pPr>
+        <w:jc w:val="both"/>
+      </w:pPr>
+    </w:p>
+    <w:p>
+      <w:pPr>
+        <w:jc w:val="both"/>
       </w:pPr>
       <w:r>
         <w:rPr>
           <w:i/>
           <w:iCs/>
-          <w:sz w:val="20"/>
-        </w:rPr>
-        <w:t xml:space="preserve">Figure 4.4: Operating curve for B3-Generative, parameterised by the post-LLM support-rate threshold τ. Produced by replaying the gate over the stored</w:t>
+        </w:rPr>
+        <w:t xml:space="preserve">Figure 4.2: Operating curve for B3-Generative, parameterised by the post-LLM support-rate threshold τ. Produced by replaying the gate over the stored</w:t>
       </w:r>
       <w:r>
         <w:rPr>
           <w:i/>
           <w:iCs/>
-          <w:sz w:val="20"/>
         </w:rPr>
         <w:t xml:space="preserve"> </w:t>
       </w:r>
@@ -13698,7 +13490,6 @@
           <w:rStyle w:val="VerbatimChar"/>
           <w:i/>
           <w:iCs/>
-          <w:sz w:val="20"/>
         </w:rPr>
         <w:t xml:space="preserve">outputs.jsonl</w:t>
       </w:r>
@@ -13706,7 +13497,6 @@
         <w:rPr>
           <w:i/>
           <w:iCs/>
-          <w:sz w:val="20"/>
         </w:rPr>
         <w:t xml:space="preserve"> </w:t>
       </w:r>
@@ -13714,7 +13504,6 @@
         <w:rPr>
           <w:i/>
           <w:iCs/>
-          <w:sz w:val="20"/>
         </w:rPr>
         <w:t xml:space="preserve">(</w:t>
       </w:r>
@@ -13723,7 +13512,6 @@
           <w:rStyle w:val="VerbatimChar"/>
           <w:i/>
           <w:iCs/>
-          <w:sz w:val="20"/>
         </w:rPr>
         <w:t xml:space="preserve">scripts/sweep_abstention.py</w:t>
       </w:r>
@@ -13731,7 +13519,6 @@
         <w:rPr>
           <w:i/>
           <w:iCs/>
-          <w:sz w:val="20"/>
         </w:rPr>
         <w:t xml:space="preserve">); the shipped operating point at τ = 0.80 sits in the upper-left and the</w:t>
       </w:r>
@@ -13739,7 +13526,6 @@
         <w:rPr>
           <w:i/>
           <w:iCs/>
-          <w:sz w:val="20"/>
         </w:rPr>
         <w:t xml:space="preserve"> </w:t>
       </w:r>
@@ -13747,7 +13533,6 @@
         <w:rPr>
           <w:i/>
           <w:iCs/>
-          <w:sz w:val="20"/>
         </w:rPr>
         <w:t xml:space="preserve">“ideal”</w:t>
       </w:r>
@@ -13755,7 +13540,6 @@
         <w:rPr>
           <w:i/>
           <w:iCs/>
-          <w:sz w:val="20"/>
         </w:rPr>
         <w:t xml:space="preserve"> </w:t>
       </w:r>
@@ -13763,9 +13547,8 @@
         <w:rPr>
           <w:i/>
           <w:iCs/>
-          <w:sz w:val="20"/>
-        </w:rPr>
-        <w:t xml:space="preserve">corner is upper-right. The abrupt knee at τ ≈ 0.65 is what makes Abstention Accuracy ≥ 90% expensive in coverage terms.</w:t>
+        </w:rPr>
+        <w:t xml:space="preserve">corner is upper-right. The abrupt knee at τ ≈ 0.66 is what makes Abstention Accuracy ≥ 90% expensive in coverage terms.</w:t>
       </w:r>
     </w:p>
     <w:p>
@@ -13773,7 +13556,7 @@
         <w:jc w:val="both"/>
       </w:pPr>
       <w:r>
-        <w:t xml:space="preserve">The curve falls into three regions. Below τ ≈ 0.30 the support-rate gate barely fires and B3 behaves close to B2 (high Answer Rate, mediocre Abstention Accuracy). Between 0.30 and 0.65 Abstention Accuracy improves while Answer Rate stays close to 80%. Above τ ≈ 0.65 the curve bends sharply: Abstention Accuracy rises from 82% to 94% but Answer Rate collapses from roughly 80% to 25%. The shipped value of τ = 0.80 sits on the precision-favouring side of that knee, consistent with the project’s</w:t>
+        <w:t xml:space="preserve">The curve falls into three regions. Below τ ≈ 0.30 the support-rate gate barely fires and B3 behaves close to B2 (high Answer Rate, mediocre Abstention Accuracy). Between 0.30 and 0.66 Abstention Accuracy improves while Answer Rate stays close to 80%. Above τ ≈ 0.66 the curve bends sharply: Abstention Accuracy rises from 82% to 94% but Answer Rate collapses from roughly 80% to 25%. The shipped value of τ = 0.80 sits on the precision-favouring side of that knee, consistent with the project’s</w:t>
       </w:r>
       <w:r>
         <w:t xml:space="preserve"> </w:t>
@@ -13826,7 +13609,7 @@
         <w:t xml:space="preserve"> </w:t>
       </w:r>
       <w:r>
-        <w:t xml:space="preserve">against the pre-audit v1 labels, before the four label corrections audited in Appendix B.7.5. Because the final reproducible run uses the BM25 fallback backend (§3.3), I replayed the post-LLM support-rate gate at finer granularity (τ in steps of 0.01) and added a per-τ response-level Ungrounded Rate column that the original sweep does not report. The selection rule fixes Answer Rate as the objective subject to two safety constraints used elsewhere in the dissertation: Abstention Accuracy ≥ 80% (Objective 4 / FR2) and response-level Ungrounded Rate ≤ 5% (Objective 1 / FR1). Under that rule, the feasible region collapses to the plateau τ ∈ [0.70, 1.00], over which Answer Rate is constant at 25.0%, Abstention Accuracy at 94.1% (pre-audit; under corrected v2 labels B3-Generative AbsAcc is 100% across the 13 unanswerable queries — see Table 4.2), and response-level Ungrounded Rate at 0%. The shipped τ = 0.80 already sits on this plateau, and no τ inside the safety envelope recovers additional coverage. Below the plateau the support-rate gate begins admitting answers whose claim-level support rate is incomplete: response-level Ungrounded Rate jumps from 0% at τ = 0.70 to 45% at τ = 0.65, which the earlier (Answer Rate vs Abstention Accuracy only) view did not surface. The retuning analysis therefore strengthens the operating-frontier framing: the 25% Answer Rate is the</w:t>
+        <w:t xml:space="preserve">against the pre-audit v1 labels, before the four label corrections audited in Appendix B.7.5. Because the final reproducible run uses the BM25 fallback backend (§3.3), I replayed the post-LLM support-rate gate at finer granularity (τ in steps of 0.01) and added a per-τ response-level Ungrounded Rate column that the original sweep does not report. The selection rule fixes Answer Rate as the objective subject to two safety constraints used elsewhere in the dissertation: Abstention Accuracy ≥ 80% (Objective 4 / FR2) and response-level Ungrounded Rate ≤ 5% (Objective 1 / FR1). Under that rule, the feasible region collapses to the plateau τ ∈ [0.67, 1.00], over which Answer Rate is constant at 25.0%, Abstention Accuracy at 94.1% (pre-audit; under corrected v2 labels B3-Generative AbsAcc is 100% across the 13 unanswerable queries — see Table 4.2), and response-level Ungrounded Rate at 0%. The shipped τ = 0.80 already sits on this plateau, and no τ inside the safety envelope recovers additional coverage. Below the plateau the support-rate gate begins admitting answers whose claim-level support rate is incomplete: response-level Ungrounded Rate jumps from 0% at τ = 0.67 to 45% at τ = 0.66, which the earlier (Answer Rate vs Abstention Accuracy only) view did not surface. The retuning analysis therefore strengthens the operating-frontier framing: the 25% Answer Rate is the</w:t>
       </w:r>
       <w:r>
         <w:t xml:space="preserve"> </w:t>
@@ -18664,7 +18447,7 @@
           <w:bCs/>
           <w:sz w:val="21"/>
         </w:rPr>
-        <w:t xml:space="preserve">; Citation Precision over the 36 cited surfaced responses), seed = 42, n_resamples = 2,000.</w:t>
+        <w:t xml:space="preserve">; Citation Precision over 36 citation-scored surfaced records), seed = 42, n_resamples = 2,000.</w:t>
       </w:r>
     </w:p>
     <w:tbl>
@@ -19137,7 +18920,7 @@
                 <w:color w:val="000000"/>
                 <w:sz w:val="18"/>
               </w:rPr>
-              <w:t xml:space="preserve">36 cited</w:t>
+              <w:t xml:space="preserve">36 records</w:t>
             </w:r>
           </w:p>
         </w:tc>
@@ -20853,7 +20636,7 @@
         <w:jc w:val="both"/>
       </w:pPr>
       <w:r>
-        <w:t xml:space="preserve">The final evaluation results turned out sharper than the development-phase estimates. On the corrected v2 golden set, B3-Generative reaches 0.0% surfaced response-level Ungrounded Rate after enforcement, with a 4% residual claim-level rate before enforcement, and 100% Abstention Accuracy on the 13 unanswerable queries. Its Answer Rate remains only 25.0%, which is the clearest evidence of the safety-first trade-off rather than a hidden success. The final B5 Evidence-Gated Hybrid mode was added to test whether coverage could be recovered without relaxing the cited-or-silent contract: it answers 90.0% of answerable queries while preserving 84.6% Abstention Accuracy, 100% Citation Precision and 0.0% surfaced response-level Ungrounded Rate. I read this as the most useful final compromise: B3-Generative shows the strict generative frontier, while B5 shows how a more extractive, evidence-gated mode can recover practical usefulness without inventing unsupported prose.</w:t>
+        <w:t xml:space="preserve">The final evaluation results turned out sharper than the development-phase estimates. B3-Generative reaches 0.0% surfaced response-level Ungrounded Rate after enforcement on the corrected-v2 replay, while the retained claim-level verification analysis in Table 4.4 shows a 4% residual claim-level rate after pruning before the final response-level support gate. Abstention Accuracy is 100% on the 13 unanswerable queries. Its Answer Rate remains only 25.0%, which is the clearest evidence of the safety-first trade-off rather than a hidden success. The final B5 Evidence-Gated Hybrid mode was added to test whether coverage could be recovered without relaxing the cited-or-silent contract: it answers 90.0% of answerable queries while preserving 84.6% Abstention Accuracy, 100% Citation Precision and 0.0% surfaced response-level Ungrounded Rate. I read this as the most useful final compromise: B3-Generative shows the strict generative frontier, while B5 shows how a more extractive, evidence-gated mode can recover practical usefulness without inventing unsupported prose.</w:t>
       </w:r>
     </w:p>
     <w:p>
@@ -24811,7 +24594,7 @@
         <w:drawing>
           <wp:inline>
             <wp:extent cx="4572000" cy="2773699"/>
-            <wp:docPr id="8" name="Picture 8"/>
+            <wp:docPr id="5" name="Picture 5"/>
             <wp:cNvGraphicFramePr>
               <a:graphicFrameLocks noChangeAspect="1"/>
             </wp:cNvGraphicFramePr>
@@ -24893,7 +24676,7 @@
         <w:drawing>
           <wp:inline>
             <wp:extent cx="4572000" cy="2773699"/>
-            <wp:docPr id="9" name="Picture 9"/>
+            <wp:docPr id="6" name="Picture 6"/>
             <wp:cNvGraphicFramePr>
               <a:graphicFrameLocks noChangeAspect="1"/>
             </wp:cNvGraphicFramePr>
@@ -24966,7 +24749,7 @@
         <w:drawing>
           <wp:inline>
             <wp:extent cx="4572000" cy="2773699"/>
-            <wp:docPr id="10" name="Picture 10"/>
+            <wp:docPr id="7" name="Picture 7"/>
             <wp:cNvGraphicFramePr>
               <a:graphicFrameLocks noChangeAspect="1"/>
             </wp:cNvGraphicFramePr>
@@ -25064,7 +24847,7 @@
         <w:t xml:space="preserve"> </w:t>
       </w:r>
       <w:r>
-        <w:t xml:space="preserve">(the source for Figure 4.4) does not compute. It then selects a retuned operating point under the rule</w:t>
+        <w:t xml:space="preserve">(the source for Figure 4.2) does not compute. It then selects a retuned operating point under the rule</w:t>
       </w:r>
       <w:r>
         <w:t xml:space="preserve"> </w:t>
@@ -25103,7 +24886,7 @@
         <w:jc w:val="both"/>
       </w:pPr>
       <w:r>
-        <w:t xml:space="preserve">Selected point in the final run (original-label / pre-audit diagnostic; the corrected-v2 headline metrics are reported in Table 4.2 and Table 4.11): τ = 1.00, Answer Rate 25.0%, Abstention Accuracy 94.1% (pre-audit), response-level Ungrounded Rate 0.0%, n_answered = 12, n_abstained = 51. The selection rule’s feasible region under the dual safety constraints is τ ∈ [0.70, 1.00]; Answer Rate is flat at 25.0% across that whole region, so the coverage uplift over the shipped τ = 0.80 is 0.0 percentage points (</w:t>
+        <w:t xml:space="preserve">Selected point in the final run (original-label / pre-audit diagnostic; the corrected-v2 headline metrics are reported in Table 4.2 and Table 4.11): τ = 1.00, Answer Rate 25.0%, Abstention Accuracy 94.1% (pre-audit), response-level Ungrounded Rate 0.0%, n_answered = 12, n_abstained = 51. The selection rule’s feasible region under the dual safety constraints is τ ∈ [0.67, 1.00]; Answer Rate is flat at 25.0% across that whole region, so the coverage uplift over the shipped τ = 0.80 is 0.0 percentage points (</w:t>
       </w:r>
       <w:r>
         <w:rPr>
@@ -25127,7 +24910,7 @@
         <w:t xml:space="preserve"> </w:t>
       </w:r>
       <w:r>
-        <w:t xml:space="preserve">in the summary JSON). Below τ ≈ 0.65 the constraint that fails first is response-level Ungrounded Rate, which jumps to 45% at τ = 0.65 — a finding visible only after the per-τ Ungrounded column is computed. Figure B.4 plots Answer Rate, Abstention Accuracy, and response-level Ungrounded Rate against τ, with both the shipped and the retuned operating point marked.</w:t>
+        <w:t xml:space="preserve">in the summary JSON). Below τ ≈ 0.66 the constraint that fails first is response-level Ungrounded Rate, which jumps to 45% at τ = 0.66 — a finding visible only after the per-τ Ungrounded column is computed. Figure B.4 plots Answer Rate, Abstention Accuracy, and response-level Ungrounded Rate against τ, with both the shipped and the retuned operating point marked.</w:t>
       </w:r>
     </w:p>
     <w:p>
@@ -25140,7 +24923,7 @@
         <w:jc w:val="both"/>
       </w:pPr>
       <w:r>
-        <w:t xml:space="preserve">Figure B.4: BM25-fallback support-rate retuning. Answer Rate, Abstention Accuracy and response-level Ungrounded Rate plotted against τ over the retained B3-Generative outputs. The shipped τ = 0.80 operating point is marked with a circle; the retuned point selected under the dual safety constraints (τ = 1.00) is marked with a diamond. Both sit on the τ ∈ [0.70, 1.00] feasible plateau over which Answer Rate is constant at 25%. Produced by</w:t>
+        <w:t xml:space="preserve">Figure B.4: BM25-fallback support-rate retuning. Answer Rate, Abstention Accuracy and response-level Ungrounded Rate plotted against τ over the retained B3-Generative outputs. The shipped τ = 0.80 operating point is marked with a circle; the retuned point selected under the dual safety constraints (τ = 1.00) is marked with a diamond. Both sit on the τ ∈ [0.67, 1.00] feasible plateau over which Answer Rate is constant at 25%. Produced by</w:t>
       </w:r>
       <w:r>
         <w:t xml:space="preserve"> </w:t>

--- a/docs/report/build_assets/Final_Report_Nathaniel_Sebastian_201715051.docx
+++ b/docs/report/build_assets/Final_Report_Nathaniel_Sebastian_201715051.docx
@@ -10029,7 +10029,7 @@
         <w:jc w:val="both"/>
       </w:pPr>
       <w:r>
-        <w:t xml:space="preserve">Jaccard was deliberately chosen over embedding-cosine. Embeddings would generalise across paraphrases more smoothly but would introduce non-determinism into the verification layer, which is a trade-off I chose not to accept for a layer that needs to be reproducible and explainable.</w:t>
+        <w:t xml:space="preserve">Jaccard was deliberately chosen over embedding-cosine. Embeddings would generalise across paraphrases more smoothly but would introduce non-determinism into the verification layer, which was not accepted for a layer that needs to be reproducible and explainable.</w:t>
       </w:r>
     </w:p>
     <w:p>

--- a/docs/report/build_assets/Final_Report_Nathaniel_Sebastian_201715051.docx
+++ b/docs/report/build_assets/Final_Report_Nathaniel_Sebastian_201715051.docx
@@ -694,7 +694,7 @@
         <w:jc w:val="both"/>
       </w:pPr>
       <w:r>
-        <w:t xml:space="preserve">Policy Copilot is a conservative question-answering system over organisational policy documents. It answers only when the supporting evidence is strong enough to cite, and abstains otherwise. The contribution is a reproducible reliability stack wrapped around standard Retrieval-Augmented Generation, used to characterise the safety–coverage operating frontier of a strict</w:t>
+        <w:t xml:space="preserve">Policy Copilot is a conservative question-answering system over organisational policy documents. It answers only when the supporting evidence is strong enough to cite, and abstains otherwise. The contribution is a reproducible reliability stack wrapped around standard Retrieval-Augmented Generation — reranking, abstention, deterministic per-claim verification, contradiction surfacing, and audit export — used to characterise the safety–coverage operating frontier of a strict</w:t>
       </w:r>
       <w:r>
         <w:t xml:space="preserve"> </w:t>
@@ -706,7 +706,7 @@
         <w:t xml:space="preserve"> </w:t>
       </w:r>
       <w:r>
-        <w:t xml:space="preserve">system: reranking, abstention, deterministic per-claim verification, contradiction surfacing, and audit export.</w:t>
+        <w:t xml:space="preserve">system.</w:t>
       </w:r>
     </w:p>
     <w:p>
@@ -714,7 +714,7 @@
         <w:jc w:val="both"/>
       </w:pPr>
       <w:r>
-        <w:t xml:space="preserve">The setting matters because organisations rely on internal policy documents such as handbooks, IT security addenda, and data-protection guidelines to govern day-to-day decisions. Large Language Models can answer such questions fluently, but in a compliance setting hallucination is not just a quality problem; it is a traceability problem, because a confident wrong answer cannot be audited backwards to a source paragraph.</w:t>
+        <w:t xml:space="preserve">The setting matters because in a compliance context, a confident hallucinated answer cannot be audited backwards to a source paragraph, so traceability has to be designed in rather than bolted on. The pipeline adds five reliability layers to standard RAG: cross-encoder reranking that feeds the abstention gate, deterministic refusal before any LLM call, per-claim citation verification by token overlap (reproducible without a second LLM), contradiction surfacing across documents, and an extractive fallback when the LLM is unavailable.</w:t>
       </w:r>
     </w:p>
     <w:p>
@@ -722,7 +722,22 @@
         <w:jc w:val="both"/>
       </w:pPr>
       <w:r>
-        <w:t xml:space="preserve">Concretely, the pipeline adds five reliability layers to standard RAG: cross-encoder reranking that produces the confidence signal used by the abstention gate; deterministic refusal before any LLM call when that signal is too low; per-claim citation verification by token overlap rather than a second LLM (which keeps the check reproducible); contradiction surfacing across documents; and an Extractive Fallback Mode that returns the top-ranked evidence paragraph verbatim when the LLM is unavailable.</w:t>
+        <w:t xml:space="preserve">The system was evaluated on a 63-query synthetic golden set. A label-audit pass (Appendix B.7.5) reclassified four queries previously labelled</w:t>
+      </w:r>
+      <w:r>
+        <w:t xml:space="preserve"> </w:t>
+      </w:r>
+      <w:r>
+        <w:rPr>
+          <w:rStyle w:val="VerbatimChar"/>
+        </w:rPr>
+        <w:t xml:space="preserve">unanswerable</w:t>
+      </w:r>
+      <w:r>
+        <w:t xml:space="preserve"> </w:t>
+      </w:r>
+      <w:r>
+        <w:t xml:space="preserve">whose answer is in fact in the corpus; the corrected set has 40 answerable / 13 unanswerable / 10 contradiction. On this corrected set B3-Generative reports 0% surfaced response-level ungrounded answers after enforcement (4% residual claim-level rate before enforcement) and 100% abstention accuracy across the 13 unanswerable queries, but only 25% Answer Rate.</w:t>
       </w:r>
     </w:p>
     <w:p>
@@ -730,30 +745,7 @@
         <w:jc w:val="both"/>
       </w:pPr>
       <w:r>
-        <w:t xml:space="preserve">The system was evaluated on a 63-query synthetic golden set. A label-audit pass (Appendix B.7.5) reclassified four queries previously labelled</w:t>
-      </w:r>
-      <w:r>
-        <w:t xml:space="preserve"> </w:t>
-      </w:r>
-      <w:r>
-        <w:rPr>
-          <w:rStyle w:val="VerbatimChar"/>
-        </w:rPr>
-        <w:t xml:space="preserve">unanswerable</w:t>
-      </w:r>
-      <w:r>
-        <w:t xml:space="preserve"> </w:t>
-      </w:r>
-      <w:r>
-        <w:t xml:space="preserve">whose answer is in fact in the corpus; the corrected set has 40 answerable / 13 unanswerable / 10 contradiction. On this corrected set B3-Generative reports 0% surfaced response-level ungrounded answers after enforcement (with a 4% residual claim-level rate before enforcement) and 100% abstention accuracy across the 13 unanswerable queries.</w:t>
-      </w:r>
-    </w:p>
-    <w:p>
-      <w:pPr>
-        <w:jc w:val="both"/>
-      </w:pPr>
-      <w:r>
-        <w:t xml:space="preserve">B3-Generative answers only 25% of the corrected queries. Two further configurations widen coverage without weakening safety. B4 Conservative Hybrid Mode returns the generative answer when the support gate passes, falls back to an extractive paragraph when generation is unsafe but retrieval is strong, and abstains otherwise: 50% Answer Rate, 100% Abstention Accuracy, 0% surfaced Ungrounded Rate, 100% Citation Precision. B5 Evidence-Gated Hybrid is the project’s final headline mode: a deterministic, LLM-free answerability gate (rerank floor, lexical-overlap floor, qualifier-missing anomaly check, numeric-evidence check) over the B3-Extractive Hybrid pipeline, tuned on the dev split only; it reaches 90.0% Answer Rate, 84.6% Abstention Accuracy, 100% Citation Precision and 0% surfaced Ungrounded Rate on the corrected v2 set. B3-Extractive on the new hybrid backend (dense FAISS + BM25 via RRF) reaches 92.5% answer rate with 78% Evidence Recall@5 and 100% citation precision. The heuristic Critic Mode reaches 93.3% / 95.2% / 93.8% macro P/R/F1 on the 50-snippet labelled suite, above the 85% target.</w:t>
+        <w:t xml:space="preserve">Two further configurations widen coverage without weakening safety. B4 Conservative Hybrid Mode returns the generative answer when the support gate passes, falls back to an extractive paragraph when retrieval is strong, and abstains otherwise: 50% Answer Rate, 100% Abstention Accuracy, 0% surfaced Ungrounded Rate. B5 Evidence-Gated Hybrid is the final headline mode — a deterministic, LLM-free answerability gate over B3-Extractive Hybrid, tuned on the dev split only — reaching 90.0% Answer Rate, 84.6% Abstention Accuracy, 100% Citation Precision and 0% surfaced Ungrounded Rate. B3-Extractive on the hybrid backend (dense FAISS + BM25 via RRF) reaches 92.5% Answer Rate with 78% Evidence Recall@5 and 100% Citation Precision. The heuristic Critic Mode reaches 93.3% / 95.2% / 93.8% macro P/R/F1 on the 50-snippet labelled suite, above the 85% target.</w:t>
       </w:r>
     </w:p>
     <w:p>
@@ -923,7 +915,7 @@
           <w:u w:val="none"/>
         </w:rPr>
         <w:tab/>
-        <w:t xml:space="preserve">vi</w:t>
+        <w:t xml:space="preserve">v</w:t>
       </w:r>
     </w:p>
     <w:p>
@@ -954,7 +946,7 @@
           <w:u w:val="none"/>
         </w:rPr>
         <w:tab/>
-        <w:t xml:space="preserve">ix</w:t>
+        <w:t xml:space="preserve">viii</w:t>
       </w:r>
     </w:p>
     <w:p>
@@ -985,7 +977,7 @@
           <w:u w:val="none"/>
         </w:rPr>
         <w:tab/>
-        <w:t xml:space="preserve">x</w:t>
+        <w:t xml:space="preserve">ix</w:t>
       </w:r>
     </w:p>
     <w:p>
